--- a/Team Inversion Project Proposal with Graphs.docx
+++ b/Team Inversion Project Proposal with Graphs.docx
@@ -1,6 +1,6 @@
 
 <file path=word/document.xml><?xml version="1.0" encoding="utf-8"?>
-<w:document xmlns:wpc="http://schemas.microsoft.com/office/word/2010/wordprocessingCanvas" xmlns:cx="http://schemas.microsoft.com/office/drawing/2014/chartex" xmlns:cx1="http://schemas.microsoft.com/office/drawing/2015/9/8/chartex" xmlns:cx2="http://schemas.microsoft.com/office/drawing/2015/10/21/chartex" xmlns:cx3="http://schemas.microsoft.com/office/drawing/2016/5/9/chartex" xmlns:cx4="http://schemas.microsoft.com/office/drawing/2016/5/10/chartex" xmlns:cx5="http://schemas.microsoft.com/office/drawing/2016/5/11/chartex" xmlns:cx6="http://schemas.microsoft.com/office/drawing/2016/5/12/chartex" xmlns:cx7="http://schemas.microsoft.com/office/drawing/2016/5/13/chartex" xmlns:cx8="http://schemas.microsoft.com/office/drawing/2016/5/14/chartex" xmlns:mc="http://schemas.openxmlformats.org/markup-compatibility/2006" xmlns:aink="http://schemas.microsoft.com/office/drawing/2016/ink" xmlns:am3d="http://schemas.microsoft.com/office/drawing/2017/model3d" xmlns:o="urn:schemas-microsoft-com:office:office" xmlns:oel="http://schemas.microsoft.com/office/2019/extlst" xmlns:r="http://schemas.openxmlformats.org/officeDocument/2006/relationships" xmlns:m="http://schemas.openxmlformats.org/officeDocument/2006/math" xmlns:v="urn:schemas-microsoft-com:vml" xmlns:wp14="http://schemas.microsoft.com/office/word/2010/wordprocessingDrawing" xmlns:wp="http://schemas.openxmlformats.org/drawingml/2006/wordprocessingDrawing" xmlns:w10="urn:schemas-microsoft-com:office:word" xmlns:w="http://schemas.openxmlformats.org/wordprocessingml/2006/main" xmlns:w14="http://schemas.microsoft.com/office/word/2010/wordml" xmlns:w15="http://schemas.microsoft.com/office/word/2012/wordml" xmlns:w16cex="http://schemas.microsoft.com/office/word/2018/wordml/cex" xmlns:w16cid="http://schemas.microsoft.com/office/word/2016/wordml/cid" xmlns:w16="http://schemas.microsoft.com/office/word/2018/wordml" xmlns:w16du="http://schemas.microsoft.com/office/word/2023/wordml/word16du" xmlns:w16sdtdh="http://schemas.microsoft.com/office/word/2020/wordml/sdtdatahash" xmlns:w16sdtfl="http://schemas.microsoft.com/office/word/2024/wordml/sdtformatlock" xmlns:w16se="http://schemas.microsoft.com/office/word/2015/wordml/symex" xmlns:wpg="http://schemas.microsoft.com/office/word/2010/wordprocessingGroup" xmlns:wpi="http://schemas.microsoft.com/office/word/2010/wordprocessingInk" xmlns:wne="http://schemas.microsoft.com/office/word/2006/wordml" xmlns:wps="http://schemas.microsoft.com/office/word/2010/wordprocessingShape" xmlns:a="http://schemas.openxmlformats.org/drawingml/2006/main" xmlns:pic="http://schemas.openxmlformats.org/drawingml/2006/picture" xmlns:a14="http://schemas.microsoft.com/office/drawing/2010/main" mc:Ignorable="w14 w15 w16se w16cid w16 w16cex w16sdtdh w16sdtfl w16du wp14">
+<w:document xmlns:wpc="http://schemas.microsoft.com/office/word/2010/wordprocessingCanvas" xmlns:cx="http://schemas.microsoft.com/office/drawing/2014/chartex" xmlns:cx1="http://schemas.microsoft.com/office/drawing/2015/9/8/chartex" xmlns:cx2="http://schemas.microsoft.com/office/drawing/2015/10/21/chartex" xmlns:cx3="http://schemas.microsoft.com/office/drawing/2016/5/9/chartex" xmlns:cx4="http://schemas.microsoft.com/office/drawing/2016/5/10/chartex" xmlns:cx5="http://schemas.microsoft.com/office/drawing/2016/5/11/chartex" xmlns:cx6="http://schemas.microsoft.com/office/drawing/2016/5/12/chartex" xmlns:cx7="http://schemas.microsoft.com/office/drawing/2016/5/13/chartex" xmlns:cx8="http://schemas.microsoft.com/office/drawing/2016/5/14/chartex" xmlns:mc="http://schemas.openxmlformats.org/markup-compatibility/2006" xmlns:aink="http://schemas.microsoft.com/office/drawing/2016/ink" xmlns:am3d="http://schemas.microsoft.com/office/drawing/2017/model3d" xmlns:o="urn:schemas-microsoft-com:office:office" xmlns:oel="http://schemas.microsoft.com/office/2019/extlst" xmlns:r="http://schemas.openxmlformats.org/officeDocument/2006/relationships" xmlns:m="http://schemas.openxmlformats.org/officeDocument/2006/math" xmlns:v="urn:schemas-microsoft-com:vml" xmlns:wp14="http://schemas.microsoft.com/office/word/2010/wordprocessingDrawing" xmlns:wp="http://schemas.openxmlformats.org/drawingml/2006/wordprocessingDrawing" xmlns:w10="urn:schemas-microsoft-com:office:word" xmlns:w="http://schemas.openxmlformats.org/wordprocessingml/2006/main" xmlns:w14="http://schemas.microsoft.com/office/word/2010/wordml" xmlns:w15="http://schemas.microsoft.com/office/word/2012/wordml" xmlns:w16cex="http://schemas.microsoft.com/office/word/2018/wordml/cex" xmlns:w16cid="http://schemas.microsoft.com/office/word/2016/wordml/cid" xmlns:w16="http://schemas.microsoft.com/office/word/2018/wordml" xmlns:w16du="http://schemas.microsoft.com/office/word/2023/wordml/word16du" xmlns:w16sdtdh="http://schemas.microsoft.com/office/word/2020/wordml/sdtdatahash" xmlns:w16sdtfl="http://schemas.microsoft.com/office/word/2024/wordml/sdtformatlock" xmlns:w16se="http://schemas.microsoft.com/office/word/2015/wordml/symex" xmlns:wpg="http://schemas.microsoft.com/office/word/2010/wordprocessingGroup" xmlns:wpi="http://schemas.microsoft.com/office/word/2010/wordprocessingInk" xmlns:wne="http://schemas.microsoft.com/office/word/2006/wordml" xmlns:wps="http://schemas.microsoft.com/office/word/2010/wordprocessingShape" mc:Ignorable="w14 w15 w16se w16cid w16 w16cex w16sdtdh w16sdtfl w16du wp14">
   <w:body>
     <w:p>
       <w:pPr>
@@ -51,8 +51,14 @@
     <w:p>
       <w:pPr>
         <w:ind w:left="720"/>
-      </w:pPr>
-      <w:r>
+        <w:rPr>
+          <w:lang w:val="es-MX"/>
+        </w:rPr>
+      </w:pPr>
+      <w:r>
+        <w:rPr>
+          <w:lang w:val="es-MX"/>
+        </w:rPr>
         <w:t xml:space="preserve">Laura Sinden - </w:t>
       </w:r>
       <w:hyperlink r:id="rId6">
@@ -60,11 +66,15 @@
           <w:rPr>
             <w:color w:val="1155CC"/>
             <w:u w:val="single"/>
+            <w:lang w:val="es-MX"/>
           </w:rPr>
           <w:t>laura.sinden@utah.edu</w:t>
         </w:r>
       </w:hyperlink>
       <w:r>
+        <w:rPr>
+          <w:lang w:val="es-MX"/>
+        </w:rPr>
         <w:t xml:space="preserve"> - u0098758</w:t>
       </w:r>
     </w:p>
@@ -91,8 +101,14 @@
     <w:p>
       <w:pPr>
         <w:ind w:left="720"/>
-      </w:pPr>
-      <w:r>
+        <w:rPr>
+          <w:lang w:val="es-MX"/>
+        </w:rPr>
+      </w:pPr>
+      <w:r>
+        <w:rPr>
+          <w:lang w:val="es-MX"/>
+        </w:rPr>
         <w:t xml:space="preserve">Calder Lake - </w:t>
       </w:r>
       <w:hyperlink r:id="rId8">
@@ -100,19 +116,29 @@
           <w:rPr>
             <w:color w:val="1155CC"/>
             <w:u w:val="single"/>
+            <w:lang w:val="es-MX"/>
           </w:rPr>
           <w:t>U1049486@utah.edu</w:t>
         </w:r>
       </w:hyperlink>
       <w:r>
+        <w:rPr>
+          <w:lang w:val="es-MX"/>
+        </w:rPr>
         <w:t xml:space="preserve"> - u1049486</w:t>
       </w:r>
     </w:p>
     <w:p>
       <w:pPr>
         <w:ind w:left="720"/>
-      </w:pPr>
-      <w:r>
+        <w:rPr>
+          <w:lang w:val="es-MX"/>
+        </w:rPr>
+      </w:pPr>
+      <w:r>
+        <w:rPr>
+          <w:lang w:val="es-MX"/>
+        </w:rPr>
         <w:t>Tyler Huyette - t</w:t>
       </w:r>
       <w:hyperlink r:id="rId9">
@@ -120,11 +146,15 @@
           <w:rPr>
             <w:color w:val="1155CC"/>
             <w:u w:val="single"/>
+            <w:lang w:val="es-MX"/>
           </w:rPr>
           <w:t>yler.r.huyette@hsc.utah.edu</w:t>
         </w:r>
       </w:hyperlink>
       <w:r>
+        <w:rPr>
+          <w:lang w:val="es-MX"/>
+        </w:rPr>
         <w:t xml:space="preserve"> - u0850428</w:t>
       </w:r>
     </w:p>
@@ -173,218 +203,50 @@
         <w:rPr>
           <w:lang w:val="en-US"/>
         </w:rPr>
-        <w:t xml:space="preserve">Trauma is the leading cause of death in the United States for adults under the age of 50 and the primary contributor to years of life lost (1). While death rates from chronic diseases such as cancer and heart disease have been overall declining, mortality related to traumatic injury has </w:t>
-      </w:r>
-      <w:r>
-        <w:rPr>
-          <w:lang w:val="en-US"/>
-        </w:rPr>
-        <w:t>actually increased</w:t>
-      </w:r>
-      <w:r>
-        <w:rPr>
-          <w:lang w:val="en-US"/>
-        </w:rPr>
-        <w:t xml:space="preserve"> in the last decade </w:t>
-      </w:r>
-      <w:r>
-        <w:rPr>
-          <w:lang w:val="en-US"/>
-        </w:rPr>
-        <w:t>relative</w:t>
-      </w:r>
-      <w:r>
-        <w:rPr>
-          <w:lang w:val="en-US"/>
-        </w:rPr>
-        <w:t xml:space="preserve"> to population growth (1). There are several theories to this increase in mortality from traumatic injury. An aging population in the United States is at greater risk from signif</w:t>
-      </w:r>
-      <w:r>
-        <w:rPr>
-          <w:lang w:val="en-US"/>
-        </w:rPr>
-        <w:t xml:space="preserve">icant trauma due to falls and other </w:t>
-      </w:r>
-      <w:r>
-        <w:rPr>
-          <w:lang w:val="en-US"/>
-        </w:rPr>
-        <w:t>seemingly minor</w:t>
-      </w:r>
-      <w:r>
-        <w:rPr>
-          <w:lang w:val="en-US"/>
-        </w:rPr>
-        <w:t xml:space="preserve"> mechanisms. Many older adults have co-existing comorbidities that may </w:t>
-      </w:r>
-      <w:r>
-        <w:rPr>
-          <w:lang w:val="en-US"/>
-        </w:rPr>
-        <w:t>predispose to</w:t>
-      </w:r>
-      <w:r>
-        <w:rPr>
-          <w:lang w:val="en-US"/>
-        </w:rPr>
-        <w:t xml:space="preserve"> longer hospital stays and increased mortality after trauma. Our central hypothesis is that the increase in trauma mortality </w:t>
-      </w:r>
-      <w:r>
-        <w:rPr>
-          <w:lang w:val="en-US"/>
-        </w:rPr>
-        <w:t>is  driven</w:t>
-      </w:r>
-      <w:r>
-        <w:rPr>
-          <w:lang w:val="en-US"/>
-        </w:rPr>
-        <w:t xml:space="preserve"> by older age groups, minor mechanisms such as falls, and increased comorbidities in trauma victims as well as an increased number of potentially harmful prescriptions in these individuals such as blood thinners, beta blockers, and sedative m</w:t>
-      </w:r>
-      <w:r>
-        <w:rPr>
-          <w:lang w:val="en-US"/>
-        </w:rPr>
-        <w:t xml:space="preserve">edications. </w:t>
-      </w:r>
-    </w:p>
-    <w:p/>
-    <w:p>
-      <w:r>
-        <w:rPr>
-          <w:lang w:val="en-US"/>
-        </w:rPr>
-        <w:t>There are a number of scoring systems and outcomes with which to investigate trauma severity and impact on victims' hospital courses.</w:t>
-      </w:r>
-      <w:r>
-        <w:rPr>
-          <w:lang w:val="en-US"/>
-        </w:rPr>
-        <w:t xml:space="preserve"> Simple measures include measuring whether a patient is discharged </w:t>
-      </w:r>
-      <w:r>
-        <w:rPr>
-          <w:lang w:val="en-US"/>
-        </w:rPr>
-        <w:t>alive or deceased</w:t>
-      </w:r>
-      <w:r>
-        <w:rPr>
-          <w:lang w:val="en-US"/>
-        </w:rPr>
-        <w:t xml:space="preserve"> or looking at whether they are well enough to be discharged home or have functional impairments requiring discharge to a skilled nursing facility or other long term acute </w:t>
-      </w:r>
-      <w:r>
-        <w:rPr>
-          <w:lang w:val="en-US"/>
-        </w:rPr>
-        <w:t>acute</w:t>
-      </w:r>
-      <w:r>
-        <w:rPr>
-          <w:lang w:val="en-US"/>
-        </w:rPr>
-        <w:t xml:space="preserve"> care facility. More complex measures include the injury severity score (ISS), Glasgow Coma Scale (GCS) at time of dis</w:t>
-      </w:r>
-      <w:r>
-        <w:rPr>
-          <w:lang w:val="en-US"/>
-        </w:rPr>
-        <w:t xml:space="preserve">charge, and Revised Trauma Score (2). We predict that older adults with trauma will have increased severity of trauma as reflected in these scoring systems. </w:t>
-      </w:r>
-    </w:p>
-    <w:p/>
-    <w:p>
-      <w:r>
-        <w:rPr>
-          <w:lang w:val="en-US"/>
-        </w:rPr>
-        <w:t xml:space="preserve">Our motivations for pursuing this project are based on our backgrounds and current research interests. Many members in our group are interested in working with health datasets such as those aggregated by electronic health records. An investigation into trauma patients will require use of such databases. Other members of our group are interested in </w:t>
-      </w:r>
-      <w:r>
-        <w:rPr>
-          <w:lang w:val="en-US"/>
-        </w:rPr>
-        <w:t>growing</w:t>
-      </w:r>
-      <w:r>
-        <w:rPr>
-          <w:lang w:val="en-US"/>
-        </w:rPr>
-        <w:t xml:space="preserve"> our programming skills. Some of us are learning how to interrogate databases using R, Python, and Stata and are interested in the relative strengths and w</w:t>
-      </w:r>
-      <w:r>
-        <w:rPr>
-          <w:lang w:val="en-US"/>
-        </w:rPr>
-        <w:t xml:space="preserve">eaknesses of these tools for performing clinical inquiries. </w:t>
-      </w:r>
-      <w:r>
-        <w:rPr>
-          <w:lang w:val="en-US"/>
-        </w:rPr>
-        <w:t>The author of this section (Caitlin Roake) is an emergency medicine physician and sees many trauma patients in the course of their job.</w:t>
-      </w:r>
-      <w:r>
-        <w:rPr>
-          <w:lang w:val="en-US"/>
-        </w:rPr>
-        <w:t xml:space="preserve"> Further, this author is a member of the Acute Care and Translational Research Laboratory at the University of Utah working on a project on early interventions in traumatic injury to improve patient outcomes which requires a deep understanding of the factors contributing to increased trauma burden in the Emergency D</w:t>
-      </w:r>
-      <w:r>
-        <w:rPr>
-          <w:lang w:val="en-US"/>
-        </w:rPr>
-        <w:t xml:space="preserve">epartment. </w:t>
-      </w:r>
-    </w:p>
-    <w:p/>
-    <w:p/>
-    <w:p>
-      <w:pPr>
-        <w:rPr>
-          <w:lang w:val="en-US"/>
-        </w:rPr>
-      </w:pPr>
-      <w:r>
-        <w:rPr>
-          <w:b w:val="1"/>
-          <w:bCs w:val="1"/>
+        <w:t xml:space="preserve">Trauma is the leading cause of death in the United States for adults under the age of 50 and the primary contributor to years of life lost (1). While death rates from chronic diseases such as cancer and heart disease have been overall declining, mortality related to traumatic injury has actually increased in the last decade relative to population growth (1). There are several theories to this increase in mortality from traumatic injury. An aging population in the United States is at greater risk from significant trauma due to falls and other seemingly minor mechanisms. Many older adults have co-existing comorbidities that may predispose to longer hospital stays and increased mortality after trauma. Our central hypothesis is that the increase in trauma mortality is  driven by older age groups, minor mechanisms such as falls, and increased comorbidities in trauma victims as well as an increased number of potentially harmful prescriptions in these individuals such as blood thinners, beta blockers, and sedative medications. </w:t>
+      </w:r>
+    </w:p>
+    <w:p/>
+    <w:p>
+      <w:r>
+        <w:rPr>
+          <w:lang w:val="en-US"/>
+        </w:rPr>
+        <w:t xml:space="preserve">There are a number of scoring systems and outcomes with which to investigate trauma severity and impact on victims' hospital courses. Simple measures include measuring whether a patient is discharged alive or deceased or looking at whether they are well enough to be discharged home or have functional impairments requiring discharge to a skilled nursing facility or other long term acute acute care facility. More complex measures include the injury severity score (ISS), Glasgow Coma Scale (GCS) at time of discharge, and Revised Trauma Score (2). We predict that older adults with trauma will have increased severity of trauma as reflected in these scoring systems. </w:t>
+      </w:r>
+    </w:p>
+    <w:p/>
+    <w:p>
+      <w:r>
+        <w:rPr>
+          <w:lang w:val="en-US"/>
+        </w:rPr>
+        <w:t xml:space="preserve">Our motivations for pursuing this project are based on our backgrounds and current research interests. Many members in our group are interested in working with health datasets such as those aggregated by electronic health records. An investigation into trauma patients will require use of such databases. Other members of our group are interested in growing our programming skills. Some of us are learning how to interrogate databases using R, Python, and Stata and are interested in the relative strengths and weaknesses of these tools for performing clinical inquiries. The author of this section (Caitlin Roake) is an emergency medicine physician and sees many trauma patients in the course of their job. Further, this author is a member of the Acute Care and Translational Research Laboratory at the University of Utah working on a project on early interventions in traumatic injury to improve patient outcomes which requires a deep understanding of the factors contributing to increased trauma burden in the Emergency Department. </w:t>
+      </w:r>
+    </w:p>
+    <w:p/>
+    <w:p/>
+    <w:p>
+      <w:pPr>
+        <w:rPr>
+          <w:lang w:val="en-US"/>
+        </w:rPr>
+      </w:pPr>
+      <w:r>
+        <w:rPr>
+          <w:b/>
+          <w:bCs/>
           <w:lang w:val="en-US"/>
         </w:rPr>
         <w:t>Project Objectives.</w:t>
       </w:r>
       <w:r>
         <w:rPr>
-          <w:i w:val="1"/>
-          <w:iCs w:val="1"/>
-          <w:lang w:val="en-US"/>
-        </w:rPr>
-        <w:t xml:space="preserve"> Provide the primary questions you are trying to answer with your data. What would you like to learn and </w:t>
-      </w:r>
-      <w:r>
-        <w:rPr>
-          <w:i w:val="1"/>
-          <w:iCs w:val="1"/>
-          <w:lang w:val="en-US"/>
-        </w:rPr>
-        <w:t>accomplish</w:t>
-      </w:r>
-      <w:r>
-        <w:rPr>
-          <w:i w:val="1"/>
-          <w:iCs w:val="1"/>
-          <w:lang w:val="en-US"/>
-        </w:rPr>
-        <w:t>? List the benefits of how the data could be useful</w:t>
-      </w:r>
-      <w:r>
-        <w:rPr>
-          <w:i w:val="1"/>
-          <w:iCs w:val="1"/>
-          <w:lang w:val="en-US"/>
-        </w:rPr>
-        <w:t>.</w:t>
+          <w:i/>
+          <w:iCs/>
+          <w:lang w:val="en-US"/>
+        </w:rPr>
+        <w:t xml:space="preserve"> Provide the primary questions you are trying to answer with your data. What would you like to learn and accomplish? List the benefits of how the data could be useful.</w:t>
       </w:r>
       <w:r>
         <w:rPr>
@@ -408,23 +270,7 @@
           <w:szCs w:val="21"/>
           <w:lang w:val="en-US"/>
         </w:rPr>
-        <w:t>We propose looking at Utah’s, the National trauma registry, or both and asking some questions about the data</w:t>
-      </w:r>
-      <w:r>
-        <w:rPr>
-          <w:sz w:val="21"/>
-          <w:szCs w:val="21"/>
-          <w:lang w:val="en-US"/>
-        </w:rPr>
-        <w:t xml:space="preserve">.  </w:t>
-      </w:r>
-      <w:r>
-        <w:rPr>
-          <w:sz w:val="21"/>
-          <w:szCs w:val="21"/>
-          <w:lang w:val="en-US"/>
-        </w:rPr>
-        <w:t>These questions include:</w:t>
+        <w:t>We propose looking at Utah’s, the National trauma registry, or both and asking some questions about the data.  These questions include:</w:t>
       </w:r>
     </w:p>
     <w:p>
@@ -451,7 +297,7 @@
     </w:p>
     <w:p>
       <w:pPr>
-        <w:keepLines w:val="1"/>
+        <w:keepLines/>
         <w:numPr>
           <w:ilvl w:val="0"/>
           <w:numId w:val="2"/>
@@ -470,28 +316,12 @@
           <w:szCs w:val="21"/>
           <w:lang w:val="en-US"/>
         </w:rPr>
-        <w:t xml:space="preserve">Can you predict trauma severity in either dataset by age </w:t>
-      </w:r>
-      <w:r>
-        <w:rPr>
-          <w:sz w:val="21"/>
-          <w:szCs w:val="21"/>
-          <w:lang w:val="en-US"/>
-        </w:rPr>
-        <w:t>and</w:t>
-      </w:r>
-      <w:r>
-        <w:rPr>
-          <w:sz w:val="21"/>
-          <w:szCs w:val="21"/>
-          <w:lang w:val="en-US"/>
-        </w:rPr>
-        <w:t xml:space="preserve"> mechanism of injury?</w:t>
-      </w:r>
-    </w:p>
-    <w:p>
-      <w:pPr>
-        <w:keepLines w:val="1"/>
+        <w:t>Can you predict trauma severity in either dataset by age and mechanism of injury?</w:t>
+      </w:r>
+    </w:p>
+    <w:p>
+      <w:pPr>
+        <w:keepLines/>
         <w:numPr>
           <w:ilvl w:val="0"/>
           <w:numId w:val="2"/>
@@ -510,23 +340,7 @@
           <w:szCs w:val="21"/>
           <w:lang w:val="en-US"/>
         </w:rPr>
-        <w:t xml:space="preserve">Can you predict trauma severity in either dataset by </w:t>
-      </w:r>
-      <w:r>
-        <w:rPr>
-          <w:sz w:val="21"/>
-          <w:szCs w:val="21"/>
-          <w:lang w:val="en-US"/>
-        </w:rPr>
-        <w:t>initial</w:t>
-      </w:r>
-      <w:r>
-        <w:rPr>
-          <w:sz w:val="21"/>
-          <w:szCs w:val="21"/>
-          <w:lang w:val="en-US"/>
-        </w:rPr>
-        <w:t xml:space="preserve"> EMS vital signs?</w:t>
+        <w:t>Can you predict trauma severity in either dataset by initial EMS vital signs?</w:t>
       </w:r>
     </w:p>
     <w:p>
@@ -721,15 +535,7 @@
           <w:szCs w:val="21"/>
           <w:lang w:val="en-US"/>
         </w:rPr>
-        <w:t xml:space="preserve">Figure 1: An example of cohort functionality in </w:t>
-      </w:r>
-      <w:r>
-        <w:rPr>
-          <w:sz w:val="21"/>
-          <w:szCs w:val="21"/>
-          <w:lang w:val="en-US"/>
-        </w:rPr>
-        <w:t>TriNetX</w:t>
+        <w:t>Figure 1: An example of cohort functionality in TriNetX</w:t>
       </w:r>
     </w:p>
     <w:p>
@@ -764,9 +570,8 @@
           <w:ilvl w:val="0"/>
           <w:numId w:val="3"/>
         </w:numPr>
-        <w:rPr/>
-      </w:pPr>
-      <w:hyperlink r:id="R6cbfa2c072d44eac">
+      </w:pPr>
+      <w:hyperlink r:id="rId12">
         <w:r>
           <w:rPr>
             <w:color w:val="1155CC"/>
@@ -780,79 +585,7 @@
         <w:rPr>
           <w:lang w:val="en-US"/>
         </w:rPr>
-        <w:t xml:space="preserve"> </w:t>
-      </w:r>
-      <w:r>
-        <w:rPr>
-          <w:lang w:val="en-US"/>
-        </w:rPr>
-        <w:t>will</w:t>
-      </w:r>
-      <w:r>
-        <w:rPr>
-          <w:lang w:val="en-US"/>
-        </w:rPr>
-        <w:t xml:space="preserve"> be our primary source of </w:t>
-      </w:r>
-      <w:r>
-        <w:rPr>
-          <w:lang w:val="en-US"/>
-        </w:rPr>
-        <w:t>data.TrinetX</w:t>
-      </w:r>
-      <w:r>
-        <w:rPr>
-          <w:lang w:val="en-US"/>
-        </w:rPr>
-        <w:t xml:space="preserve"> </w:t>
-      </w:r>
-      <w:r>
-        <w:rPr>
-          <w:lang w:val="en-US"/>
-        </w:rPr>
-        <w:t>contains</w:t>
-      </w:r>
-      <w:r>
-        <w:rPr>
-          <w:lang w:val="en-US"/>
-        </w:rPr>
-        <w:t xml:space="preserve"> extensive data on trauma and is available to University of Utah Researchers. </w:t>
-      </w:r>
-      <w:r>
-        <w:rPr>
-          <w:lang w:val="en-US"/>
-        </w:rPr>
-        <w:t>TrinetX</w:t>
-      </w:r>
-      <w:r>
-        <w:rPr>
-          <w:lang w:val="en-US"/>
-        </w:rPr>
-        <w:t xml:space="preserve"> </w:t>
-      </w:r>
-      <w:r>
-        <w:rPr>
-          <w:lang w:val="en-US"/>
-        </w:rPr>
-        <w:t>contains</w:t>
-      </w:r>
-      <w:r>
-        <w:rPr>
-          <w:lang w:val="en-US"/>
-        </w:rPr>
-        <w:t xml:space="preserve"> the ability to build patient </w:t>
-      </w:r>
-      <w:r>
-        <w:rPr>
-          <w:lang w:val="en-US"/>
-        </w:rPr>
-        <w:t>cohorts</w:t>
-      </w:r>
-      <w:r>
-        <w:rPr>
-          <w:lang w:val="en-US"/>
-        </w:rPr>
-        <w:t xml:space="preserve"> which will be essential to our primary research question. </w:t>
+        <w:t xml:space="preserve"> will be our primary source of data.TrinetX contains extensive data on trauma and is available to University of Utah Researchers. TrinetX contains the ability to build patient cohorts which will be essential to our primary research question. </w:t>
       </w:r>
     </w:p>
     <w:p/>
@@ -862,9 +595,8 @@
           <w:ilvl w:val="0"/>
           <w:numId w:val="3"/>
         </w:numPr>
-        <w:rPr/>
-      </w:pPr>
-      <w:hyperlink r:id="R78fd3d217bad467a">
+      </w:pPr>
+      <w:hyperlink r:id="rId13">
         <w:r>
           <w:rPr>
             <w:color w:val="1155CC"/>
@@ -878,81 +610,16 @@
         <w:rPr>
           <w:lang w:val="en-US"/>
         </w:rPr>
-        <w:t xml:space="preserve"> </w:t>
-      </w:r>
-      <w:r>
-        <w:rPr>
-          <w:lang w:val="en-US"/>
-        </w:rPr>
-        <w:t>will</w:t>
-      </w:r>
-      <w:r>
-        <w:rPr>
-          <w:lang w:val="en-US"/>
-        </w:rPr>
-        <w:t xml:space="preserve"> be a supplemental </w:t>
-      </w:r>
-      <w:r>
-        <w:rPr>
-          <w:lang w:val="en-US"/>
-        </w:rPr>
-        <w:t>source of data</w:t>
-      </w:r>
-      <w:r>
-        <w:rPr>
-          <w:lang w:val="en-US"/>
-        </w:rPr>
-        <w:t xml:space="preserve"> depending on our ability to access this dataset (request has been sent). This database </w:t>
-      </w:r>
-      <w:r>
-        <w:rPr>
-          <w:lang w:val="en-US"/>
-        </w:rPr>
-        <w:t>contains</w:t>
-      </w:r>
-      <w:r>
-        <w:rPr>
-          <w:lang w:val="en-US"/>
-        </w:rPr>
-        <w:t xml:space="preserve"> data on national trauma admissions from 2007 - 2024. This is a comprehensive database which is oriented towards trauma researchers and </w:t>
-      </w:r>
-      <w:r>
-        <w:rPr>
-          <w:lang w:val="en-US"/>
-        </w:rPr>
-        <w:t>contains</w:t>
-      </w:r>
-      <w:r>
-        <w:rPr>
-          <w:lang w:val="en-US"/>
-        </w:rPr>
-        <w:t xml:space="preserve"> data on </w:t>
-      </w:r>
-      <w:r>
-        <w:rPr>
-          <w:lang w:val="en-US"/>
-        </w:rPr>
-        <w:t>frequently</w:t>
-      </w:r>
-      <w:r>
-        <w:rPr>
-          <w:lang w:val="en-US"/>
-        </w:rPr>
-        <w:t xml:space="preserve"> used trauma scoring systems such as the ISS pre-</w:t>
-      </w:r>
-      <w:r>
-        <w:rPr>
-          <w:lang w:val="en-US"/>
-        </w:rPr>
-        <w:t>calculated.The</w:t>
-      </w:r>
-      <w:r>
-        <w:rPr>
-          <w:lang w:val="en-US"/>
-        </w:rPr>
-        <w:t xml:space="preserve"> types of data contained in this database are here: </w:t>
-      </w:r>
-      <w:hyperlink r:id="Rff0eb568aa7042ea">
+        <w:t xml:space="preserve"> will be a supplemental source of data depending on our ability to access this dataset (request has been sent). This database contains data on national trauma admissions from 2007 - 2024. This is a comprehensive database which is oriented towards trauma researchers and </w:t>
+      </w:r>
+      <w:r>
+        <w:rPr>
+          <w:lang w:val="en-US"/>
+        </w:rPr>
+        <w:lastRenderedPageBreak/>
+        <w:t xml:space="preserve">contains data on frequently used trauma scoring systems such as the ISS pre-calculated.The types of data contained in this database are here: </w:t>
+      </w:r>
+      <w:hyperlink r:id="rId14">
         <w:r>
           <w:rPr>
             <w:color w:val="0000EE"/>
@@ -970,9 +637,8 @@
           <w:ilvl w:val="0"/>
           <w:numId w:val="3"/>
         </w:numPr>
-        <w:rPr/>
-      </w:pPr>
-      <w:hyperlink r:id="Rb3c78676068341cb">
+      </w:pPr>
+      <w:hyperlink r:id="rId15">
         <w:r>
           <w:rPr>
             <w:color w:val="1155CC"/>
@@ -986,33 +652,9 @@
         <w:rPr>
           <w:lang w:val="en-US"/>
         </w:rPr>
-        <w:t xml:space="preserve"> </w:t>
-      </w:r>
-      <w:r>
-        <w:rPr>
-          <w:lang w:val="en-US"/>
-        </w:rPr>
-        <w:t>will</w:t>
-      </w:r>
-      <w:r>
-        <w:rPr>
-          <w:lang w:val="en-US"/>
-        </w:rPr>
-        <w:t xml:space="preserve"> be a supplemental source of data depending on our ability to access the dataset (request has been sent). This data source </w:t>
-      </w:r>
-      <w:r>
-        <w:rPr>
-          <w:lang w:val="en-US"/>
-        </w:rPr>
-        <w:t>is  modeled</w:t>
-      </w:r>
-      <w:r>
-        <w:rPr>
-          <w:lang w:val="en-US"/>
-        </w:rPr>
-        <w:t xml:space="preserve"> after the NTDB but specific to Utah. The types of data contained in this database are here </w:t>
-      </w:r>
-      <w:hyperlink r:id="Rbd33f0843094403e">
+        <w:t xml:space="preserve"> will be a supplemental source of data depending on our ability to access the dataset (request has been sent). This data source is  modeled after the NTDB but specific to Utah. The types of data contained in this database are here </w:t>
+      </w:r>
+      <w:hyperlink r:id="rId16">
         <w:r>
           <w:rPr>
             <w:color w:val="0000EE"/>
@@ -1102,24 +744,16 @@
           <w:szCs w:val="21"/>
           <w:lang w:val="en-US"/>
         </w:rPr>
-        <w:t xml:space="preserve">Figure 2: A visualization of data available from </w:t>
-      </w:r>
-      <w:r>
+        <w:t>Figure 2: A visualization of data available from TriNetX</w:t>
+      </w:r>
+    </w:p>
+    <w:p>
+      <w:pPr>
+        <w:shd w:val="clear" w:color="auto" w:fill="FFFFFF"/>
+        <w:spacing w:line="240" w:lineRule="auto"/>
         <w:rPr>
           <w:sz w:val="21"/>
           <w:szCs w:val="21"/>
-          <w:lang w:val="en-US"/>
-        </w:rPr>
-        <w:t>TriNetX</w:t>
-      </w:r>
-    </w:p>
-    <w:p>
-      <w:pPr>
-        <w:shd w:val="clear" w:color="auto" w:fill="FFFFFF"/>
-        <w:spacing w:line="240" w:lineRule="auto"/>
-        <w:rPr>
-          <w:sz w:val="21"/>
-          <w:szCs w:val="21"/>
         </w:rPr>
       </w:pPr>
     </w:p>
@@ -1144,124 +778,16 @@
         <w:rPr>
           <w:lang w:val="en-US"/>
         </w:rPr>
-        <w:t xml:space="preserve">Since the dataset that we are going to be using as our primary resource for information on traumatic injuries in Utah is a clinical dataset, </w:t>
-      </w:r>
-      <w:r>
-        <w:rPr>
-          <w:lang w:val="en-US"/>
-        </w:rPr>
-        <w:t>a thorough</w:t>
-      </w:r>
-      <w:r>
-        <w:rPr>
-          <w:lang w:val="en-US"/>
-        </w:rPr>
-        <w:t xml:space="preserve"> data cleaning will </w:t>
-      </w:r>
-      <w:r>
-        <w:rPr>
-          <w:lang w:val="en-US"/>
-        </w:rPr>
-        <w:t>likely be</w:t>
-      </w:r>
-      <w:r>
-        <w:rPr>
-          <w:lang w:val="en-US"/>
-        </w:rPr>
-        <w:t xml:space="preserve"> </w:t>
-      </w:r>
-      <w:r>
-        <w:rPr>
-          <w:lang w:val="en-US"/>
-        </w:rPr>
-        <w:t>required</w:t>
-      </w:r>
-      <w:r>
-        <w:rPr>
-          <w:lang w:val="en-US"/>
-        </w:rPr>
-        <w:t xml:space="preserve"> to analyze the available data appropriately. In addition, health data may also require certain inferences to be made based on the available standards used for </w:t>
-      </w:r>
-      <w:r>
-        <w:rPr>
-          <w:lang w:val="en-US"/>
-        </w:rPr>
-        <w:t>coding</w:t>
-      </w:r>
-      <w:r>
-        <w:rPr>
-          <w:lang w:val="en-US"/>
-        </w:rPr>
-        <w:t xml:space="preserve"> a patient’s health information. We </w:t>
-      </w:r>
-      <w:r>
-        <w:rPr>
-          <w:lang w:val="en-US"/>
-        </w:rPr>
-        <w:t>anticipate</w:t>
-      </w:r>
-      <w:r>
-        <w:rPr>
-          <w:lang w:val="en-US"/>
-        </w:rPr>
-        <w:t xml:space="preserve"> deriving metrics such as monthly or yearly averages in traumatic injuries and types of traumatic injuries to b</w:t>
-      </w:r>
-      <w:r>
-        <w:rPr>
-          <w:lang w:val="en-US"/>
-        </w:rPr>
-        <w:t xml:space="preserve">etter appreciate the changes at the population and health system levels that are contributing to the observed increase in traumatic injuries. This will </w:t>
-      </w:r>
-      <w:r>
-        <w:rPr>
-          <w:lang w:val="en-US"/>
-        </w:rPr>
-        <w:t>likely require</w:t>
-      </w:r>
-      <w:r>
-        <w:rPr>
-          <w:lang w:val="en-US"/>
-        </w:rPr>
-        <w:t xml:space="preserve"> summary statistics to be taken on the demographics of patients that are treated for traumatic injuries, comorbidities, medications taken at the time of the encounter, and mechanism or types of injury where available. Data visualization will also allow comparison of traumatic injuries in Utah to those in other parts of the US.</w:t>
-      </w:r>
-    </w:p>
-    <w:p/>
-    <w:p>
-      <w:r>
-        <w:rPr>
-          <w:lang w:val="en-US"/>
-        </w:rPr>
-        <w:t xml:space="preserve">Due to the group’s interests in programming, data cleaning and processing may take on a variety of forms. R and/or Python will be used for data cleaning and analysis. Stata is another tool that the group intends to use to </w:t>
-      </w:r>
-      <w:r>
-        <w:rPr>
-          <w:lang w:val="en-US"/>
-        </w:rPr>
-        <w:t>assist</w:t>
-      </w:r>
-      <w:r>
-        <w:rPr>
-          <w:lang w:val="en-US"/>
-        </w:rPr>
-        <w:t xml:space="preserve"> in data analysis and visualization. To ensure the integrity of the source data, an original version of the data will be stored in a GitHub repository. In addition, a cleaned version of the data will also be available in the repository on which analysis using the above tools can be p</w:t>
-      </w:r>
-      <w:r>
-        <w:rPr>
-          <w:lang w:val="en-US"/>
-        </w:rPr>
-        <w:t xml:space="preserve">erformed without fear of overwriting the source data. Responsible version control practices will be implemented using Git so that changes to the data can be </w:t>
-      </w:r>
-      <w:r>
-        <w:rPr>
-          <w:lang w:val="en-US"/>
-        </w:rPr>
-        <w:t>tracked</w:t>
-      </w:r>
-      <w:r>
-        <w:rPr>
-          <w:lang w:val="en-US"/>
-        </w:rPr>
-        <w:t xml:space="preserve"> and the group can avoid repeating or overwriting data processing conducted by another group member.</w:t>
+        <w:t>Since the dataset that we are going to be using as our primary resource for information on traumatic injuries in Utah is a clinical dataset, a thorough data cleaning will likely be required to analyze the available data appropriately. In addition, health data may also require certain inferences to be made based on the available standards used for coding a patient’s health information. We anticipate deriving metrics such as monthly or yearly averages in traumatic injuries and types of traumatic injuries to better appreciate the changes at the population and health system levels that are contributing to the observed increase in traumatic injuries. This will likely require summary statistics to be taken on the demographics of patients that are treated for traumatic injuries, comorbidities, medications taken at the time of the encounter, and mechanism or types of injury where available. Data visualization will also allow comparison of traumatic injuries in Utah to those in other parts of the US.</w:t>
+      </w:r>
+    </w:p>
+    <w:p/>
+    <w:p>
+      <w:r>
+        <w:rPr>
+          <w:lang w:val="en-US"/>
+        </w:rPr>
+        <w:t>Due to the group’s interests in programming, data cleaning and processing may take on a variety of forms. R and/or Python will be used for data cleaning and analysis. Stata is another tool that the group intends to use to assist in data analysis and visualization. To ensure the integrity of the source data, an original version of the data will be stored in a GitHub repository. In addition, a cleaned version of the data will also be available in the repository on which analysis using the above tools can be performed without fear of overwriting the source data. Responsible version control practices will be implemented using Git so that changes to the data can be tracked and the group can avoid repeating or overwriting data processing conducted by another group member.</w:t>
       </w:r>
     </w:p>
     <w:p/>
@@ -1283,6 +809,7 @@
           <w:sz w:val="24"/>
           <w:szCs w:val="24"/>
         </w:rPr>
+        <w:lastRenderedPageBreak/>
         <w:t>Design.</w:t>
       </w:r>
       <w:r>
@@ -1298,8 +825,8 @@
     <w:p>
       <w:pPr>
         <w:rPr>
-          <w:i w:val="1"/>
-          <w:iCs w:val="1"/>
+          <w:i/>
+          <w:iCs/>
           <w:sz w:val="24"/>
           <w:szCs w:val="24"/>
           <w:lang w:val="en-US"/>
@@ -1307,106 +834,56 @@
       </w:pPr>
       <w:r>
         <w:rPr>
-          <w:i w:val="1"/>
-          <w:iCs w:val="1"/>
+          <w:i/>
+          <w:iCs/>
           <w:sz w:val="24"/>
           <w:szCs w:val="24"/>
           <w:lang w:val="en-US"/>
         </w:rPr>
-        <w:t xml:space="preserve">How is the Utah data different from the national </w:t>
-      </w:r>
-      <w:r>
-        <w:rPr>
-          <w:i w:val="1"/>
-          <w:iCs w:val="1"/>
+        <w:t>How is the Utah data different from the national data ?</w:t>
+      </w:r>
+    </w:p>
+    <w:p>
+      <w:pPr>
+        <w:rPr>
+          <w:i/>
+          <w:iCs/>
           <w:sz w:val="24"/>
           <w:szCs w:val="24"/>
           <w:lang w:val="en-US"/>
         </w:rPr>
-        <w:t>data ?</w:t>
-      </w:r>
-    </w:p>
-    <w:p>
-      <w:pPr>
-        <w:rPr>
-          <w:i w:val="1"/>
-          <w:iCs w:val="1"/>
+      </w:pPr>
+      <w:r>
+        <w:rPr>
+          <w:i/>
+          <w:iCs/>
           <w:sz w:val="24"/>
           <w:szCs w:val="24"/>
           <w:lang w:val="en-US"/>
         </w:rPr>
-      </w:pPr>
-      <w:r>
-        <w:rPr>
-          <w:i w:val="1"/>
-          <w:iCs w:val="1"/>
+        <w:t>Can you predict trauma severity in either dataset by age and mechanism of injury?</w:t>
+      </w:r>
+    </w:p>
+    <w:p>
+      <w:pPr>
+        <w:spacing w:after="240"/>
+        <w:rPr>
+          <w:i/>
+          <w:iCs/>
           <w:sz w:val="24"/>
           <w:szCs w:val="24"/>
           <w:lang w:val="en-US"/>
         </w:rPr>
-        <w:t xml:space="preserve">Can you predict trauma severity in either dataset by age </w:t>
-      </w:r>
-      <w:r>
-        <w:rPr>
-          <w:i w:val="1"/>
-          <w:iCs w:val="1"/>
+      </w:pPr>
+      <w:r>
+        <w:rPr>
+          <w:i/>
+          <w:iCs/>
           <w:sz w:val="24"/>
           <w:szCs w:val="24"/>
           <w:lang w:val="en-US"/>
         </w:rPr>
-        <w:t>and</w:t>
-      </w:r>
-      <w:r>
-        <w:rPr>
-          <w:i w:val="1"/>
-          <w:iCs w:val="1"/>
-          <w:sz w:val="24"/>
-          <w:szCs w:val="24"/>
-          <w:lang w:val="en-US"/>
-        </w:rPr>
-        <w:t xml:space="preserve"> mechanism of injury?</w:t>
-      </w:r>
-    </w:p>
-    <w:p>
-      <w:pPr>
-        <w:spacing w:after="240"/>
-        <w:rPr>
-          <w:i w:val="1"/>
-          <w:iCs w:val="1"/>
-          <w:sz w:val="24"/>
-          <w:szCs w:val="24"/>
-          <w:lang w:val="en-US"/>
-        </w:rPr>
-      </w:pPr>
-      <w:r>
-        <w:rPr>
-          <w:i w:val="1"/>
-          <w:iCs w:val="1"/>
-          <w:sz w:val="24"/>
-          <w:szCs w:val="24"/>
-          <w:lang w:val="en-US"/>
-        </w:rPr>
-        <w:t xml:space="preserve">Can you predict trauma severity in either dataset by </w:t>
-      </w:r>
-      <w:r>
-        <w:rPr>
-          <w:i w:val="1"/>
-          <w:iCs w:val="1"/>
-          <w:sz w:val="24"/>
-          <w:szCs w:val="24"/>
-          <w:lang w:val="en-US"/>
-        </w:rPr>
-        <w:t>initial</w:t>
-      </w:r>
-      <w:r>
-        <w:rPr>
-          <w:i w:val="1"/>
-          <w:iCs w:val="1"/>
-          <w:sz w:val="24"/>
-          <w:szCs w:val="24"/>
-          <w:lang w:val="en-US"/>
-        </w:rPr>
-        <w:t xml:space="preserve"> EMS vital signs?</w:t>
+        <w:t>Can you predict trauma severity in either dataset by initial EMS vital signs?</w:t>
       </w:r>
     </w:p>
     <w:p>
@@ -1492,7 +969,7 @@
       <w:pPr>
         <w:shd w:val="clear" w:color="auto" w:fill="F1F3F4"/>
         <w:rPr>
-          <w:rFonts w:ascii="Roboto" w:hAnsi="Roboto" w:eastAsia="Roboto" w:cs="Roboto"/>
+          <w:rFonts w:ascii="Roboto" w:eastAsia="Roboto" w:hAnsi="Roboto" w:cs="Roboto"/>
           <w:i/>
           <w:iCs/>
           <w:color w:val="202124"/>
@@ -1514,7 +991,7 @@
       </w:r>
       <w:r>
         <w:rPr>
-          <w:rFonts w:ascii="Roboto" w:hAnsi="Roboto" w:eastAsia="Roboto" w:cs="Roboto"/>
+          <w:rFonts w:ascii="Roboto" w:eastAsia="Roboto" w:hAnsi="Roboto" w:cs="Roboto"/>
           <w:i/>
           <w:iCs/>
           <w:noProof/>
@@ -1563,7 +1040,7 @@
       <w:pPr>
         <w:shd w:val="clear" w:color="auto" w:fill="F1F3F4"/>
         <w:rPr>
-          <w:rFonts w:ascii="Roboto" w:hAnsi="Roboto" w:eastAsia="Roboto" w:cs="Roboto"/>
+          <w:rFonts w:ascii="Roboto" w:eastAsia="Roboto" w:hAnsi="Roboto" w:cs="Roboto"/>
           <w:i/>
           <w:iCs/>
           <w:color w:val="1F1F1F"/>
@@ -1579,7 +1056,7 @@
       <w:pPr>
         <w:shd w:val="clear" w:color="auto" w:fill="F1F3F4"/>
         <w:rPr>
-          <w:rFonts w:ascii="Roboto" w:hAnsi="Roboto" w:eastAsia="Roboto" w:cs="Roboto"/>
+          <w:rFonts w:ascii="Roboto" w:eastAsia="Roboto" w:hAnsi="Roboto" w:cs="Roboto"/>
           <w:i/>
           <w:iCs/>
           <w:color w:val="1F1F1F"/>
@@ -1592,7 +1069,7 @@
       <w:pPr>
         <w:shd w:val="clear" w:color="auto" w:fill="F1F3F4"/>
         <w:rPr>
-          <w:rFonts w:ascii="Roboto" w:hAnsi="Roboto" w:eastAsia="Roboto" w:cs="Roboto"/>
+          <w:rFonts w:ascii="Roboto" w:eastAsia="Roboto" w:hAnsi="Roboto" w:cs="Roboto"/>
           <w:i/>
           <w:iCs/>
           <w:color w:val="1F1F1F"/>
@@ -1610,22 +1087,49 @@
         <w:rPr>
           <w:lang w:val="en-US"/>
         </w:rPr>
-        <w:t xml:space="preserve">We could use a gaussian distribution graph for </w:t>
-      </w:r>
-      <w:r>
-        <w:rPr>
-          <w:lang w:val="en-US"/>
-        </w:rPr>
-        <w:t>possibly predicting</w:t>
-      </w:r>
-      <w:r>
-        <w:rPr>
-          <w:lang w:val="en-US"/>
-        </w:rPr>
-        <w:t xml:space="preserve"> trauma severity vs EMS vital signs.</w:t>
-      </w:r>
-    </w:p>
-    <w:p/>
+        <w:t>We could use a gaussian distribution graph for possibly predicting trauma severity vs EMS vital signs.</w:t>
+      </w:r>
+    </w:p>
+    <w:p>
+      <w:r>
+        <w:lastRenderedPageBreak/>
+        <w:drawing>
+          <wp:inline distT="0" distB="0" distL="0" distR="0" wp14:anchorId="21182769" wp14:editId="1B54E227">
+            <wp:extent cx="3276768" cy="1428823"/>
+            <wp:effectExtent l="0" t="0" r="0" b="0"/>
+            <wp:docPr id="800144502" name="Picture 1" descr="Motor Vehicle Accident&#10;&#10;AI-generated content may be incorrect."/>
+            <wp:cNvGraphicFramePr>
+              <a:graphicFrameLocks xmlns:a="http://schemas.openxmlformats.org/drawingml/2006/main" noChangeAspect="1"/>
+            </wp:cNvGraphicFramePr>
+            <a:graphic xmlns:a="http://schemas.openxmlformats.org/drawingml/2006/main">
+              <a:graphicData uri="http://schemas.openxmlformats.org/drawingml/2006/picture">
+                <pic:pic xmlns:pic="http://schemas.openxmlformats.org/drawingml/2006/picture">
+                  <pic:nvPicPr>
+                    <pic:cNvPr id="800144502" name="Picture 1" descr="Motor Vehicle Accident&#10;&#10;AI-generated content may be incorrect."/>
+                    <pic:cNvPicPr/>
+                  </pic:nvPicPr>
+                  <pic:blipFill>
+                    <a:blip r:embed="rId19"/>
+                    <a:stretch>
+                      <a:fillRect/>
+                    </a:stretch>
+                  </pic:blipFill>
+                  <pic:spPr>
+                    <a:xfrm>
+                      <a:off x="0" y="0"/>
+                      <a:ext cx="3276768" cy="1428823"/>
+                    </a:xfrm>
+                    <a:prstGeom prst="rect">
+                      <a:avLst/>
+                    </a:prstGeom>
+                  </pic:spPr>
+                </pic:pic>
+              </a:graphicData>
+            </a:graphic>
+          </wp:inline>
+        </w:drawing>
+      </w:r>
+    </w:p>
     <w:p>
       <w:r>
         <w:rPr>
@@ -1645,7 +1149,7 @@
                     <pic:cNvPicPr preferRelativeResize="0"/>
                   </pic:nvPicPr>
                   <pic:blipFill>
-                    <a:blip r:embed="rId19"/>
+                    <a:blip r:embed="rId20"/>
                     <a:srcRect/>
                     <a:stretch>
                       <a:fillRect/>
@@ -1676,19 +1180,7 @@
         <w:rPr>
           <w:lang w:val="en-US"/>
         </w:rPr>
-        <w:t xml:space="preserve">For trauma severity </w:t>
-      </w:r>
-      <w:r>
-        <w:rPr>
-          <w:lang w:val="en-US"/>
-        </w:rPr>
-        <w:t>by  age</w:t>
-      </w:r>
-      <w:r>
-        <w:rPr>
-          <w:lang w:val="en-US"/>
-        </w:rPr>
-        <w:t xml:space="preserve"> and mechanism of injury we could use a scatter plot</w:t>
+        <w:t>For trauma severity by  age and mechanism of injury we could use a scatter plot</w:t>
       </w:r>
     </w:p>
     <w:p>
@@ -1713,7 +1205,7 @@
                     <pic:cNvPicPr preferRelativeResize="0"/>
                   </pic:nvPicPr>
                   <pic:blipFill>
-                    <a:blip r:embed="rId20"/>
+                    <a:blip r:embed="rId21"/>
                     <a:srcRect/>
                     <a:stretch>
                       <a:fillRect/>
@@ -1743,43 +1235,34 @@
     </w:p>
     <w:p/>
     <w:p/>
-    <w:p/>
-    <w:p>
-      <w:pPr>
-        <w:pStyle w:val="Normal"/>
-      </w:pPr>
-      <w:r>
+    <w:p>
+      <w:r>
+        <w:lastRenderedPageBreak/>
         <w:drawing>
-          <wp:inline wp14:editId="4EF990D4" wp14:anchorId="298D91E4">
-            <wp:extent cx="4433996" cy="3774700"/>
-            <wp:effectExtent l="0" t="0" r="0" b="0"/>
-            <wp:docPr id="181519569" name="drawing"/>
+          <wp:inline distT="0" distB="0" distL="0" distR="0" wp14:anchorId="021A162A" wp14:editId="51FEF3D9">
+            <wp:extent cx="6858000" cy="3269615"/>
+            <wp:effectExtent l="0" t="0" r="0" b="6985"/>
+            <wp:docPr id="126122142" name="Picture 1" descr="The diagram displays a bar chart with various categories of injuries, including environmental exposure, medical complications, and motor vehicle accidents, among others.&#10;&#10;AI-generated content may be incorrect."/>
             <wp:cNvGraphicFramePr>
-              <a:graphicFrameLocks noChangeAspect="1"/>
+              <a:graphicFrameLocks xmlns:a="http://schemas.openxmlformats.org/drawingml/2006/main" noChangeAspect="1"/>
             </wp:cNvGraphicFramePr>
-            <a:graphic>
-              <a:graphicData xmlns:a="http://schemas.openxmlformats.org/drawingml/2006/main" uri="http://schemas.openxmlformats.org/drawingml/2006/picture">
+            <a:graphic xmlns:a="http://schemas.openxmlformats.org/drawingml/2006/main">
+              <a:graphicData uri="http://schemas.openxmlformats.org/drawingml/2006/picture">
                 <pic:pic xmlns:pic="http://schemas.openxmlformats.org/drawingml/2006/picture">
                   <pic:nvPicPr>
-                    <pic:cNvPr id="181519569" name="Picture 181519569"/>
+                    <pic:cNvPr id="126122142" name="Picture 1" descr="The diagram displays a bar chart with various categories of injuries, including environmental exposure, medical complications, and motor vehicle accidents, among others.&#10;&#10;AI-generated content may be incorrect."/>
                     <pic:cNvPicPr/>
                   </pic:nvPicPr>
                   <pic:blipFill>
-                    <a:blip xmlns:r="http://schemas.openxmlformats.org/officeDocument/2006/relationships" r:embed="rId1862894758">
-                      <a:extLst>
-                        <a:ext uri="{28A0092B-C50C-407E-A947-70E740481C1C}">
-                          <a14:useLocalDpi xmlns:a14="http://schemas.microsoft.com/office/drawing/2010/main"/>
-                        </a:ext>
-                      </a:extLst>
-                    </a:blip>
+                    <a:blip r:embed="rId22"/>
                     <a:stretch>
                       <a:fillRect/>
                     </a:stretch>
                   </pic:blipFill>
                   <pic:spPr>
-                    <a:xfrm rot="0">
+                    <a:xfrm>
                       <a:off x="0" y="0"/>
-                      <a:ext cx="4433996" cy="3774700"/>
+                      <a:ext cx="6858000" cy="3269615"/>
                     </a:xfrm>
                     <a:prstGeom prst="rect">
                       <a:avLst/>
@@ -1792,42 +1275,34 @@
         </w:drawing>
       </w:r>
     </w:p>
-    <w:p>
-      <w:pPr>
-        <w:pStyle w:val="Normal"/>
-      </w:pPr>
+    <w:p/>
+    <w:p>
       <w:r>
         <w:drawing>
-          <wp:inline wp14:editId="0CC509FD" wp14:anchorId="4E398DD9">
-            <wp:extent cx="4290484" cy="3363354"/>
-            <wp:effectExtent l="0" t="0" r="0" b="0"/>
-            <wp:docPr id="1209035165" name="drawing"/>
+          <wp:inline distT="0" distB="0" distL="0" distR="0" wp14:anchorId="0C53C5D5" wp14:editId="35D9F9CE">
+            <wp:extent cx="6858000" cy="3191510"/>
+            <wp:effectExtent l="0" t="0" r="0" b="8890"/>
+            <wp:docPr id="917494535" name="Picture 1" descr="The diagram displays a bar chart categorizing various types of injuries by region, with the highest number of injuries being motor vehicle accidents (10k) and the lowest being unknown (0).&#10;&#10;AI-generated content may be incorrect."/>
             <wp:cNvGraphicFramePr>
-              <a:graphicFrameLocks noChangeAspect="1"/>
+              <a:graphicFrameLocks xmlns:a="http://schemas.openxmlformats.org/drawingml/2006/main" noChangeAspect="1"/>
             </wp:cNvGraphicFramePr>
-            <a:graphic>
-              <a:graphicData xmlns:a="http://schemas.openxmlformats.org/drawingml/2006/main" uri="http://schemas.openxmlformats.org/drawingml/2006/picture">
+            <a:graphic xmlns:a="http://schemas.openxmlformats.org/drawingml/2006/main">
+              <a:graphicData uri="http://schemas.openxmlformats.org/drawingml/2006/picture">
                 <pic:pic xmlns:pic="http://schemas.openxmlformats.org/drawingml/2006/picture">
                   <pic:nvPicPr>
-                    <pic:cNvPr id="1209035165" name="Picture 1209035165"/>
+                    <pic:cNvPr id="917494535" name="Picture 1" descr="The diagram displays a bar chart categorizing various types of injuries by region, with the highest number of injuries being motor vehicle accidents (10k) and the lowest being unknown (0).&#10;&#10;AI-generated content may be incorrect."/>
                     <pic:cNvPicPr/>
                   </pic:nvPicPr>
                   <pic:blipFill>
-                    <a:blip xmlns:r="http://schemas.openxmlformats.org/officeDocument/2006/relationships" r:embed="rId1281751448">
-                      <a:extLst>
-                        <a:ext uri="{28A0092B-C50C-407E-A947-70E740481C1C}">
-                          <a14:useLocalDpi xmlns:a14="http://schemas.microsoft.com/office/drawing/2010/main"/>
-                        </a:ext>
-                      </a:extLst>
-                    </a:blip>
+                    <a:blip r:embed="rId23"/>
                     <a:stretch>
                       <a:fillRect/>
                     </a:stretch>
                   </pic:blipFill>
                   <pic:spPr>
-                    <a:xfrm rot="0">
+                    <a:xfrm>
                       <a:off x="0" y="0"/>
-                      <a:ext cx="4290484" cy="3363354"/>
+                      <a:ext cx="6858000" cy="3191510"/>
                     </a:xfrm>
                     <a:prstGeom prst="rect">
                       <a:avLst/>
@@ -1841,41 +1316,33 @@
       </w:r>
     </w:p>
     <w:p>
-      <w:pPr>
-        <w:pStyle w:val="Normal"/>
-      </w:pPr>
-      <w:r>
+      <w:r>
+        <w:lastRenderedPageBreak/>
         <w:drawing>
-          <wp:inline wp14:editId="01E5A7CE" wp14:anchorId="4B17E0EA">
-            <wp:extent cx="4400776" cy="2929611"/>
-            <wp:effectExtent l="0" t="0" r="0" b="0"/>
-            <wp:docPr id="2122897870" name="drawing"/>
+          <wp:inline distT="0" distB="0" distL="0" distR="0" wp14:anchorId="3504D89D" wp14:editId="3CEB4E67">
+            <wp:extent cx="6858000" cy="3022600"/>
+            <wp:effectExtent l="0" t="0" r="0" b="6350"/>
+            <wp:docPr id="1843881657" name="Picture 1" descr="The diagram displays a map of the United States, with various regions highlighted to indicate the number of injuries categorized by type, including animal contact, environmental exposure, medical complications, motor vehicle accidents, and object strikes.&#10;&#10;AI-generated content may be incorrect."/>
             <wp:cNvGraphicFramePr>
-              <a:graphicFrameLocks noChangeAspect="1"/>
+              <a:graphicFrameLocks xmlns:a="http://schemas.openxmlformats.org/drawingml/2006/main" noChangeAspect="1"/>
             </wp:cNvGraphicFramePr>
-            <a:graphic>
-              <a:graphicData xmlns:a="http://schemas.openxmlformats.org/drawingml/2006/main" uri="http://schemas.openxmlformats.org/drawingml/2006/picture">
+            <a:graphic xmlns:a="http://schemas.openxmlformats.org/drawingml/2006/main">
+              <a:graphicData uri="http://schemas.openxmlformats.org/drawingml/2006/picture">
                 <pic:pic xmlns:pic="http://schemas.openxmlformats.org/drawingml/2006/picture">
                   <pic:nvPicPr>
-                    <pic:cNvPr id="2122897870" name="Picture 2122897870"/>
+                    <pic:cNvPr id="1843881657" name="Picture 1" descr="The diagram displays a map of the United States, with various regions highlighted to indicate the number of injuries categorized by type, including animal contact, environmental exposure, medical complications, motor vehicle accidents, and object strikes.&#10;&#10;AI-generated content may be incorrect."/>
                     <pic:cNvPicPr/>
                   </pic:nvPicPr>
                   <pic:blipFill>
-                    <a:blip xmlns:r="http://schemas.openxmlformats.org/officeDocument/2006/relationships" r:embed="rId1997693377">
-                      <a:extLst>
-                        <a:ext uri="{28A0092B-C50C-407E-A947-70E740481C1C}">
-                          <a14:useLocalDpi xmlns:a14="http://schemas.microsoft.com/office/drawing/2010/main"/>
-                        </a:ext>
-                      </a:extLst>
-                    </a:blip>
+                    <a:blip r:embed="rId24"/>
                     <a:stretch>
                       <a:fillRect/>
                     </a:stretch>
                   </pic:blipFill>
                   <pic:spPr>
-                    <a:xfrm rot="0">
+                    <a:xfrm>
                       <a:off x="0" y="0"/>
-                      <a:ext cx="4400776" cy="2929611"/>
+                      <a:ext cx="6858000" cy="3022600"/>
                     </a:xfrm>
                     <a:prstGeom prst="rect">
                       <a:avLst/>
@@ -1888,42 +1355,35 @@
         </w:drawing>
       </w:r>
     </w:p>
-    <w:p>
-      <w:pPr>
-        <w:pStyle w:val="Normal"/>
-      </w:pPr>
+    <w:p/>
+    <w:p/>
+    <w:p>
       <w:r>
         <w:drawing>
-          <wp:inline wp14:editId="37317F34" wp14:anchorId="6CFA5C65">
-            <wp:extent cx="3699681" cy="3138663"/>
+          <wp:inline distT="0" distB="0" distL="0" distR="0" wp14:anchorId="2C74684D" wp14:editId="378CA3C4">
+            <wp:extent cx="6858000" cy="3677285"/>
             <wp:effectExtent l="0" t="0" r="0" b="0"/>
-            <wp:docPr id="783137208" name="drawing"/>
+            <wp:docPr id="747926862" name="Picture 1" descr="The image displays a bar chart comparing different types of trauma across various age groups, with categories such as motor vehicle accidents, environmental exposures, and medical complications.&#10;&#10;AI-generated content may be incorrect."/>
             <wp:cNvGraphicFramePr>
-              <a:graphicFrameLocks noChangeAspect="1"/>
+              <a:graphicFrameLocks xmlns:a="http://schemas.openxmlformats.org/drawingml/2006/main" noChangeAspect="1"/>
             </wp:cNvGraphicFramePr>
-            <a:graphic>
-              <a:graphicData xmlns:a="http://schemas.openxmlformats.org/drawingml/2006/main" uri="http://schemas.openxmlformats.org/drawingml/2006/picture">
+            <a:graphic xmlns:a="http://schemas.openxmlformats.org/drawingml/2006/main">
+              <a:graphicData uri="http://schemas.openxmlformats.org/drawingml/2006/picture">
                 <pic:pic xmlns:pic="http://schemas.openxmlformats.org/drawingml/2006/picture">
                   <pic:nvPicPr>
-                    <pic:cNvPr id="783137208" name="Picture 783137208"/>
+                    <pic:cNvPr id="747926862" name="Picture 1" descr="The image displays a bar chart comparing different types of trauma across various age groups, with categories such as motor vehicle accidents, environmental exposures, and medical complications.&#10;&#10;AI-generated content may be incorrect."/>
                     <pic:cNvPicPr/>
                   </pic:nvPicPr>
                   <pic:blipFill>
-                    <a:blip xmlns:r="http://schemas.openxmlformats.org/officeDocument/2006/relationships" r:embed="rId1044284835">
-                      <a:extLst>
-                        <a:ext uri="{28A0092B-C50C-407E-A947-70E740481C1C}">
-                          <a14:useLocalDpi xmlns:a14="http://schemas.microsoft.com/office/drawing/2010/main"/>
-                        </a:ext>
-                      </a:extLst>
-                    </a:blip>
+                    <a:blip r:embed="rId25"/>
                     <a:stretch>
                       <a:fillRect/>
                     </a:stretch>
                   </pic:blipFill>
                   <pic:spPr>
-                    <a:xfrm rot="0">
+                    <a:xfrm>
                       <a:off x="0" y="0"/>
-                      <a:ext cx="3699681" cy="3138663"/>
+                      <a:ext cx="6858000" cy="3677285"/>
                     </a:xfrm>
                     <a:prstGeom prst="rect">
                       <a:avLst/>
@@ -1937,41 +1397,33 @@
       </w:r>
     </w:p>
     <w:p>
-      <w:pPr>
-        <w:pStyle w:val="Normal"/>
-      </w:pPr>
-      <w:r>
+      <w:r>
+        <w:lastRenderedPageBreak/>
         <w:drawing>
-          <wp:inline wp14:editId="68140968" wp14:anchorId="22446DD5">
-            <wp:extent cx="4410075" cy="2799173"/>
-            <wp:effectExtent l="0" t="0" r="0" b="0"/>
-            <wp:docPr id="757870418" name="drawing"/>
+          <wp:inline distT="0" distB="0" distL="0" distR="0" wp14:anchorId="2FBBD962" wp14:editId="338B8584">
+            <wp:extent cx="6858000" cy="3255010"/>
+            <wp:effectExtent l="0" t="0" r="0" b="2540"/>
+            <wp:docPr id="380412602" name="Picture 1" descr="The diagram displays a breakdown of various types of trauma injuries categorized by patient regional locations, including different types of injuries like falls, motor vehicle accidents, and contact injuries, as well as the number of cases in various regions such as Pacific, New England, and others.&#10;&#10;AI-generated content may be incorrect."/>
             <wp:cNvGraphicFramePr>
-              <a:graphicFrameLocks noChangeAspect="1"/>
+              <a:graphicFrameLocks xmlns:a="http://schemas.openxmlformats.org/drawingml/2006/main" noChangeAspect="1"/>
             </wp:cNvGraphicFramePr>
-            <a:graphic>
-              <a:graphicData xmlns:a="http://schemas.openxmlformats.org/drawingml/2006/main" uri="http://schemas.openxmlformats.org/drawingml/2006/picture">
+            <a:graphic xmlns:a="http://schemas.openxmlformats.org/drawingml/2006/main">
+              <a:graphicData uri="http://schemas.openxmlformats.org/drawingml/2006/picture">
                 <pic:pic xmlns:pic="http://schemas.openxmlformats.org/drawingml/2006/picture">
                   <pic:nvPicPr>
-                    <pic:cNvPr id="757870418" name="Picture 757870418"/>
+                    <pic:cNvPr id="380412602" name="Picture 1" descr="The diagram displays a breakdown of various types of trauma injuries categorized by patient regional locations, including different types of injuries like falls, motor vehicle accidents, and contact injuries, as well as the number of cases in various regions such as Pacific, New England, and others.&#10;&#10;AI-generated content may be incorrect."/>
                     <pic:cNvPicPr/>
                   </pic:nvPicPr>
                   <pic:blipFill>
-                    <a:blip xmlns:r="http://schemas.openxmlformats.org/officeDocument/2006/relationships" r:embed="rId1786460971">
-                      <a:extLst>
-                        <a:ext uri="{28A0092B-C50C-407E-A947-70E740481C1C}">
-                          <a14:useLocalDpi xmlns:a14="http://schemas.microsoft.com/office/drawing/2010/main"/>
-                        </a:ext>
-                      </a:extLst>
-                    </a:blip>
+                    <a:blip r:embed="rId26"/>
                     <a:stretch>
                       <a:fillRect/>
                     </a:stretch>
                   </pic:blipFill>
                   <pic:spPr>
-                    <a:xfrm rot="0">
+                    <a:xfrm>
                       <a:off x="0" y="0"/>
-                      <a:ext cx="4410075" cy="2799173"/>
+                      <a:ext cx="6858000" cy="3255010"/>
                     </a:xfrm>
                     <a:prstGeom prst="rect">
                       <a:avLst/>
@@ -1985,41 +1437,32 @@
       </w:r>
     </w:p>
     <w:p>
-      <w:pPr>
-        <w:pStyle w:val="Normal"/>
-      </w:pPr>
       <w:r>
         <w:drawing>
-          <wp:inline wp14:editId="1C1908F0" wp14:anchorId="00453147">
-            <wp:extent cx="3907461" cy="3223759"/>
+          <wp:inline distT="0" distB="0" distL="0" distR="0" wp14:anchorId="5E53BDCF" wp14:editId="2D110F87">
+            <wp:extent cx="6858000" cy="3262630"/>
             <wp:effectExtent l="0" t="0" r="0" b="0"/>
-            <wp:docPr id="913687662" name="drawing"/>
+            <wp:docPr id="1134042796" name="Picture 1" descr="The diagram shows the distribution of various trauma types across different patient regional locations, with fall injuries being the most common, followed by motor vehicle accidents and other specified injuries.&#10;&#10;AI-generated content may be incorrect."/>
             <wp:cNvGraphicFramePr>
-              <a:graphicFrameLocks noChangeAspect="1"/>
+              <a:graphicFrameLocks xmlns:a="http://schemas.openxmlformats.org/drawingml/2006/main" noChangeAspect="1"/>
             </wp:cNvGraphicFramePr>
-            <a:graphic>
-              <a:graphicData xmlns:a="http://schemas.openxmlformats.org/drawingml/2006/main" uri="http://schemas.openxmlformats.org/drawingml/2006/picture">
+            <a:graphic xmlns:a="http://schemas.openxmlformats.org/drawingml/2006/main">
+              <a:graphicData uri="http://schemas.openxmlformats.org/drawingml/2006/picture">
                 <pic:pic xmlns:pic="http://schemas.openxmlformats.org/drawingml/2006/picture">
                   <pic:nvPicPr>
-                    <pic:cNvPr id="913687662" name="Picture 913687662"/>
+                    <pic:cNvPr id="1134042796" name="Picture 1" descr="The diagram shows the distribution of various trauma types across different patient regional locations, with fall injuries being the most common, followed by motor vehicle accidents and other specified injuries.&#10;&#10;AI-generated content may be incorrect."/>
                     <pic:cNvPicPr/>
                   </pic:nvPicPr>
                   <pic:blipFill>
-                    <a:blip xmlns:r="http://schemas.openxmlformats.org/officeDocument/2006/relationships" r:embed="rId1773440920">
-                      <a:extLst>
-                        <a:ext uri="{28A0092B-C50C-407E-A947-70E740481C1C}">
-                          <a14:useLocalDpi xmlns:a14="http://schemas.microsoft.com/office/drawing/2010/main"/>
-                        </a:ext>
-                      </a:extLst>
-                    </a:blip>
+                    <a:blip r:embed="rId27"/>
                     <a:stretch>
                       <a:fillRect/>
                     </a:stretch>
                   </pic:blipFill>
                   <pic:spPr>
-                    <a:xfrm rot="0">
+                    <a:xfrm>
                       <a:off x="0" y="0"/>
-                      <a:ext cx="3907461" cy="3223759"/>
+                      <a:ext cx="6858000" cy="3262630"/>
                     </a:xfrm>
                     <a:prstGeom prst="rect">
                       <a:avLst/>
@@ -2032,42 +1475,35 @@
         </w:drawing>
       </w:r>
     </w:p>
-    <w:p>
-      <w:pPr>
-        <w:pStyle w:val="Normal"/>
-      </w:pPr>
-      <w:r>
+    <w:p/>
+    <w:p>
+      <w:r>
+        <w:lastRenderedPageBreak/>
         <w:drawing>
-          <wp:inline wp14:editId="43673707" wp14:anchorId="59DC187B">
-            <wp:extent cx="4033390" cy="3413183"/>
-            <wp:effectExtent l="0" t="0" r="0" b="0"/>
-            <wp:docPr id="656357563" name="drawing"/>
+          <wp:inline distT="0" distB="0" distL="0" distR="0" wp14:anchorId="05013355" wp14:editId="26D479DF">
+            <wp:extent cx="6858000" cy="3783330"/>
+            <wp:effectExtent l="0" t="0" r="0" b="7620"/>
+            <wp:docPr id="1551529227" name="Picture 1" descr="The diagram shows the distribution of various types of trauma across different age groups, with the highest number of injuries caused by motor vehicle accidents and the lowest number of injuries from animal contact.&#10;&#10;AI-generated content may be incorrect."/>
             <wp:cNvGraphicFramePr>
-              <a:graphicFrameLocks noChangeAspect="1"/>
+              <a:graphicFrameLocks xmlns:a="http://schemas.openxmlformats.org/drawingml/2006/main" noChangeAspect="1"/>
             </wp:cNvGraphicFramePr>
-            <a:graphic>
-              <a:graphicData xmlns:a="http://schemas.openxmlformats.org/drawingml/2006/main" uri="http://schemas.openxmlformats.org/drawingml/2006/picture">
+            <a:graphic xmlns:a="http://schemas.openxmlformats.org/drawingml/2006/main">
+              <a:graphicData uri="http://schemas.openxmlformats.org/drawingml/2006/picture">
                 <pic:pic xmlns:pic="http://schemas.openxmlformats.org/drawingml/2006/picture">
                   <pic:nvPicPr>
-                    <pic:cNvPr id="656357563" name="Picture 656357563"/>
+                    <pic:cNvPr id="1551529227" name="Picture 1" descr="The diagram shows the distribution of various types of trauma across different age groups, with the highest number of injuries caused by motor vehicle accidents and the lowest number of injuries from animal contact.&#10;&#10;AI-generated content may be incorrect."/>
                     <pic:cNvPicPr/>
                   </pic:nvPicPr>
                   <pic:blipFill>
-                    <a:blip xmlns:r="http://schemas.openxmlformats.org/officeDocument/2006/relationships" r:embed="rId357873206">
-                      <a:extLst>
-                        <a:ext uri="{28A0092B-C50C-407E-A947-70E740481C1C}">
-                          <a14:useLocalDpi xmlns:a14="http://schemas.microsoft.com/office/drawing/2010/main"/>
-                        </a:ext>
-                      </a:extLst>
-                    </a:blip>
+                    <a:blip r:embed="rId28"/>
                     <a:stretch>
                       <a:fillRect/>
                     </a:stretch>
                   </pic:blipFill>
                   <pic:spPr>
-                    <a:xfrm rot="0">
+                    <a:xfrm>
                       <a:off x="0" y="0"/>
-                      <a:ext cx="4033390" cy="3413183"/>
+                      <a:ext cx="6858000" cy="3783330"/>
                     </a:xfrm>
                     <a:prstGeom prst="rect">
                       <a:avLst/>
@@ -2080,42 +1516,34 @@
         </w:drawing>
       </w:r>
     </w:p>
-    <w:p>
-      <w:pPr>
-        <w:pStyle w:val="Normal"/>
-      </w:pPr>
+    <w:p/>
+    <w:p>
       <w:r>
         <w:drawing>
-          <wp:inline wp14:editId="17836C57" wp14:anchorId="63BA66EC">
-            <wp:extent cx="3753043" cy="3023901"/>
-            <wp:effectExtent l="0" t="0" r="0" b="0"/>
-            <wp:docPr id="320426970" name="drawing"/>
+          <wp:inline distT="0" distB="0" distL="0" distR="0" wp14:anchorId="70AD86C8" wp14:editId="4FB5AD79">
+            <wp:extent cx="6858000" cy="3676015"/>
+            <wp:effectExtent l="0" t="0" r="0" b="635"/>
+            <wp:docPr id="403658156" name="Picture 1" descr="The image displays a bar chart comparing average ages of trauma patients across various regions and trauma types.&#10;&#10;AI-generated content may be incorrect."/>
             <wp:cNvGraphicFramePr>
-              <a:graphicFrameLocks noChangeAspect="1"/>
+              <a:graphicFrameLocks xmlns:a="http://schemas.openxmlformats.org/drawingml/2006/main" noChangeAspect="1"/>
             </wp:cNvGraphicFramePr>
-            <a:graphic>
-              <a:graphicData xmlns:a="http://schemas.openxmlformats.org/drawingml/2006/main" uri="http://schemas.openxmlformats.org/drawingml/2006/picture">
+            <a:graphic xmlns:a="http://schemas.openxmlformats.org/drawingml/2006/main">
+              <a:graphicData uri="http://schemas.openxmlformats.org/drawingml/2006/picture">
                 <pic:pic xmlns:pic="http://schemas.openxmlformats.org/drawingml/2006/picture">
                   <pic:nvPicPr>
-                    <pic:cNvPr id="320426970" name="Picture 320426970"/>
+                    <pic:cNvPr id="403658156" name="Picture 1" descr="The image displays a bar chart comparing average ages of trauma patients across various regions and trauma types.&#10;&#10;AI-generated content may be incorrect."/>
                     <pic:cNvPicPr/>
                   </pic:nvPicPr>
                   <pic:blipFill>
-                    <a:blip xmlns:r="http://schemas.openxmlformats.org/officeDocument/2006/relationships" r:embed="rId2127095197">
-                      <a:extLst>
-                        <a:ext uri="{28A0092B-C50C-407E-A947-70E740481C1C}">
-                          <a14:useLocalDpi xmlns:a14="http://schemas.microsoft.com/office/drawing/2010/main"/>
-                        </a:ext>
-                      </a:extLst>
-                    </a:blip>
+                    <a:blip r:embed="rId29"/>
                     <a:stretch>
                       <a:fillRect/>
                     </a:stretch>
                   </pic:blipFill>
                   <pic:spPr>
-                    <a:xfrm rot="0">
+                    <a:xfrm>
                       <a:off x="0" y="0"/>
-                      <a:ext cx="3753043" cy="3023901"/>
+                      <a:ext cx="6858000" cy="3676015"/>
                     </a:xfrm>
                     <a:prstGeom prst="rect">
                       <a:avLst/>
@@ -2127,47 +1555,36 @@
           </wp:inline>
         </w:drawing>
       </w:r>
-      <w:r>
-        <w:rPr/>
-        <w:t>\</w:t>
-      </w:r>
-    </w:p>
-    <w:p>
-      <w:pPr>
-        <w:pStyle w:val="Normal"/>
-      </w:pPr>
-      <w:r>
+    </w:p>
+    <w:p/>
+    <w:p>
+      <w:r>
+        <w:lastRenderedPageBreak/>
         <w:drawing>
-          <wp:inline wp14:editId="2268BE75" wp14:anchorId="793F7C95">
-            <wp:extent cx="3562533" cy="2694597"/>
+          <wp:inline distT="0" distB="0" distL="0" distR="0" wp14:anchorId="462B85FC" wp14:editId="13F7EAA4">
+            <wp:extent cx="6858000" cy="2350135"/>
             <wp:effectExtent l="0" t="0" r="0" b="0"/>
-            <wp:docPr id="1094773425" name="drawing"/>
+            <wp:docPr id="449532926" name="Picture 1" descr="The image displays a map of the United States, with various regions colored to indicate the average ages associated with different types of trauma.&#10;&#10;AI-generated content may be incorrect."/>
             <wp:cNvGraphicFramePr>
-              <a:graphicFrameLocks noChangeAspect="1"/>
+              <a:graphicFrameLocks xmlns:a="http://schemas.openxmlformats.org/drawingml/2006/main" noChangeAspect="1"/>
             </wp:cNvGraphicFramePr>
-            <a:graphic>
-              <a:graphicData xmlns:a="http://schemas.openxmlformats.org/drawingml/2006/main" uri="http://schemas.openxmlformats.org/drawingml/2006/picture">
+            <a:graphic xmlns:a="http://schemas.openxmlformats.org/drawingml/2006/main">
+              <a:graphicData uri="http://schemas.openxmlformats.org/drawingml/2006/picture">
                 <pic:pic xmlns:pic="http://schemas.openxmlformats.org/drawingml/2006/picture">
                   <pic:nvPicPr>
-                    <pic:cNvPr id="1094773425" name="Picture 1094773425"/>
+                    <pic:cNvPr id="449532926" name="Picture 1" descr="The image displays a map of the United States, with various regions colored to indicate the average ages associated with different types of trauma.&#10;&#10;AI-generated content may be incorrect."/>
                     <pic:cNvPicPr/>
                   </pic:nvPicPr>
                   <pic:blipFill>
-                    <a:blip xmlns:r="http://schemas.openxmlformats.org/officeDocument/2006/relationships" r:embed="rId48250960">
-                      <a:extLst>
-                        <a:ext uri="{28A0092B-C50C-407E-A947-70E740481C1C}">
-                          <a14:useLocalDpi xmlns:a14="http://schemas.microsoft.com/office/drawing/2010/main"/>
-                        </a:ext>
-                      </a:extLst>
-                    </a:blip>
+                    <a:blip r:embed="rId30"/>
                     <a:stretch>
                       <a:fillRect/>
                     </a:stretch>
                   </pic:blipFill>
                   <pic:spPr>
-                    <a:xfrm rot="0">
+                    <a:xfrm>
                       <a:off x="0" y="0"/>
-                      <a:ext cx="3562533" cy="2694597"/>
+                      <a:ext cx="6858000" cy="2350135"/>
                     </a:xfrm>
                     <a:prstGeom prst="rect">
                       <a:avLst/>
@@ -2180,120 +1597,23 @@
         </w:drawing>
       </w:r>
     </w:p>
-    <w:p>
-      <w:pPr>
-        <w:pStyle w:val="Normal"/>
-      </w:pPr>
-      <w:r>
-        <w:drawing>
-          <wp:inline wp14:editId="0F293BBC" wp14:anchorId="537C0B26">
-            <wp:extent cx="3922173" cy="3219450"/>
-            <wp:effectExtent l="0" t="0" r="0" b="0"/>
-            <wp:docPr id="1995262140" name="drawing"/>
-            <wp:cNvGraphicFramePr>
-              <a:graphicFrameLocks noChangeAspect="1"/>
-            </wp:cNvGraphicFramePr>
-            <a:graphic>
-              <a:graphicData xmlns:a="http://schemas.openxmlformats.org/drawingml/2006/main" uri="http://schemas.openxmlformats.org/drawingml/2006/picture">
-                <pic:pic xmlns:pic="http://schemas.openxmlformats.org/drawingml/2006/picture">
-                  <pic:nvPicPr>
-                    <pic:cNvPr id="1995262140" name="Picture 1995262140"/>
-                    <pic:cNvPicPr/>
-                  </pic:nvPicPr>
-                  <pic:blipFill>
-                    <a:blip xmlns:r="http://schemas.openxmlformats.org/officeDocument/2006/relationships" r:embed="rId596984500">
-                      <a:extLst>
-                        <a:ext uri="{28A0092B-C50C-407E-A947-70E740481C1C}">
-                          <a14:useLocalDpi xmlns:a14="http://schemas.microsoft.com/office/drawing/2010/main"/>
-                        </a:ext>
-                      </a:extLst>
-                    </a:blip>
-                    <a:stretch>
-                      <a:fillRect/>
-                    </a:stretch>
-                  </pic:blipFill>
-                  <pic:spPr>
-                    <a:xfrm rot="0">
-                      <a:off x="0" y="0"/>
-                      <a:ext cx="3922173" cy="3219450"/>
-                    </a:xfrm>
-                    <a:prstGeom prst="rect">
-                      <a:avLst/>
-                    </a:prstGeom>
-                  </pic:spPr>
-                </pic:pic>
-              </a:graphicData>
-            </a:graphic>
-          </wp:inline>
-        </w:drawing>
-      </w:r>
-    </w:p>
-    <w:p>
-      <w:pPr>
-        <w:pStyle w:val="Normal"/>
-      </w:pPr>
-      <w:r>
-        <w:drawing>
-          <wp:inline wp14:editId="59D3248A" wp14:anchorId="10287C2C">
-            <wp:extent cx="5505450" cy="2408634"/>
-            <wp:effectExtent l="0" t="0" r="0" b="0"/>
-            <wp:docPr id="39768726" name="drawing"/>
-            <wp:cNvGraphicFramePr>
-              <a:graphicFrameLocks noChangeAspect="1"/>
-            </wp:cNvGraphicFramePr>
-            <a:graphic>
-              <a:graphicData xmlns:a="http://schemas.openxmlformats.org/drawingml/2006/main" uri="http://schemas.openxmlformats.org/drawingml/2006/picture">
-                <pic:pic xmlns:pic="http://schemas.openxmlformats.org/drawingml/2006/picture">
-                  <pic:nvPicPr>
-                    <pic:cNvPr id="39768726" name="Picture 39768726"/>
-                    <pic:cNvPicPr/>
-                  </pic:nvPicPr>
-                  <pic:blipFill>
-                    <a:blip xmlns:r="http://schemas.openxmlformats.org/officeDocument/2006/relationships" r:embed="rId98680731">
-                      <a:extLst>
-                        <a:ext uri="{28A0092B-C50C-407E-A947-70E740481C1C}">
-                          <a14:useLocalDpi xmlns:a14="http://schemas.microsoft.com/office/drawing/2010/main"/>
-                        </a:ext>
-                      </a:extLst>
-                    </a:blip>
-                    <a:stretch>
-                      <a:fillRect/>
-                    </a:stretch>
-                  </pic:blipFill>
-                  <pic:spPr>
-                    <a:xfrm rot="0">
-                      <a:off x="0" y="0"/>
-                      <a:ext cx="5505450" cy="2408634"/>
-                    </a:xfrm>
-                    <a:prstGeom prst="rect">
-                      <a:avLst/>
-                    </a:prstGeom>
-                  </pic:spPr>
-                </pic:pic>
-              </a:graphicData>
-            </a:graphic>
-          </wp:inline>
-        </w:drawing>
-      </w:r>
-    </w:p>
-    <w:p>
-      <w:r>
-        <w:rPr>
-          <w:lang w:val="en-US"/>
-        </w:rPr>
-        <w:t xml:space="preserve">These are all just ideas. When we analyze the data, the story may be told more effectively with </w:t>
-      </w:r>
-      <w:r>
-        <w:rPr>
-          <w:lang w:val="en-US"/>
-        </w:rPr>
-        <w:t>type</w:t>
-      </w:r>
-      <w:r>
-        <w:rPr>
-          <w:lang w:val="en-US"/>
-        </w:rPr>
-        <w:t xml:space="preserve"> of graph not pictured here.</w:t>
+    <w:p/>
+    <w:p/>
+    <w:p>
+      <w:r>
+        <w:t>\</w:t>
+      </w:r>
+    </w:p>
+    <w:p/>
+    <w:p/>
+    <w:p/>
+    <w:p/>
+    <w:p>
+      <w:r>
+        <w:rPr>
+          <w:lang w:val="en-US"/>
+        </w:rPr>
+        <w:t>These are all just ideas. When we analyze the data, the story may be told more effectively with type of graph not pictured here.</w:t>
       </w:r>
     </w:p>
     <w:p/>
@@ -2321,228 +1641,48 @@
         <w:rPr>
           <w:lang w:val="en-US"/>
         </w:rPr>
-        <w:t>Feb 1: Schedule meeting with instructors to go over the proposal</w:t>
-      </w:r>
-      <w:r>
-        <w:rPr>
-          <w:lang w:val="en-US"/>
-        </w:rPr>
-        <w:t xml:space="preserve">.  </w:t>
-      </w:r>
-      <w:r>
-        <w:rPr>
-          <w:lang w:val="en-US"/>
-        </w:rPr>
-        <w:t>Work as a group to find the best time for this.</w:t>
-      </w:r>
-    </w:p>
-    <w:p/>
-    <w:p>
-      <w:r>
-        <w:rPr>
-          <w:lang w:val="en-US"/>
-        </w:rPr>
-        <w:t xml:space="preserve">Feb 8: Data quality analysis begins and </w:t>
-      </w:r>
-      <w:r>
-        <w:rPr>
-          <w:lang w:val="en-US"/>
-        </w:rPr>
-        <w:t>work</w:t>
-      </w:r>
-      <w:r>
-        <w:rPr>
-          <w:lang w:val="en-US"/>
-        </w:rPr>
-        <w:t xml:space="preserve"> stored in the GitHub Repository</w:t>
-      </w:r>
-      <w:r>
-        <w:rPr>
-          <w:lang w:val="en-US"/>
-        </w:rPr>
-        <w:t xml:space="preserve">.  </w:t>
-      </w:r>
-      <w:r>
-        <w:rPr>
-          <w:lang w:val="en-US"/>
-        </w:rPr>
-        <w:t xml:space="preserve">Discuss as a </w:t>
-      </w:r>
-      <w:r>
-        <w:rPr>
-          <w:lang w:val="en-US"/>
-        </w:rPr>
-        <w:t>group</w:t>
-      </w:r>
-      <w:r>
-        <w:rPr>
-          <w:lang w:val="en-US"/>
-        </w:rPr>
-        <w:t xml:space="preserve"> any issues or problems </w:t>
-      </w:r>
-      <w:r>
-        <w:rPr>
-          <w:lang w:val="en-US"/>
-        </w:rPr>
-        <w:t>encountered</w:t>
-      </w:r>
-      <w:r>
-        <w:rPr>
-          <w:lang w:val="en-US"/>
-        </w:rPr>
-        <w:t xml:space="preserve"> with the data.</w:t>
-      </w:r>
-    </w:p>
-    <w:p/>
-    <w:p>
-      <w:r>
-        <w:rPr>
-          <w:lang w:val="en-US"/>
-        </w:rPr>
-        <w:t xml:space="preserve">Feb 15: After reviewing our </w:t>
-      </w:r>
-      <w:r>
-        <w:rPr>
-          <w:lang w:val="en-US"/>
-        </w:rPr>
-        <w:t>initial</w:t>
-      </w:r>
-      <w:r>
-        <w:rPr>
-          <w:lang w:val="en-US"/>
-        </w:rPr>
-        <w:t xml:space="preserve"> analysis as a group, further analysis will be assigned within the group</w:t>
-      </w:r>
-      <w:r>
-        <w:rPr>
-          <w:lang w:val="en-US"/>
-        </w:rPr>
-        <w:t xml:space="preserve">.  </w:t>
-      </w:r>
-      <w:r>
-        <w:rPr>
-          <w:lang w:val="en-US"/>
-        </w:rPr>
-        <w:t>Powerpoint</w:t>
-      </w:r>
-      <w:r>
-        <w:rPr>
-          <w:lang w:val="en-US"/>
-        </w:rPr>
-        <w:t xml:space="preserve"> </w:t>
-      </w:r>
-      <w:r>
-        <w:rPr>
-          <w:lang w:val="en-US"/>
-        </w:rPr>
-        <w:t>presentation</w:t>
-      </w:r>
-      <w:r>
-        <w:rPr>
-          <w:lang w:val="en-US"/>
-        </w:rPr>
-        <w:t xml:space="preserve"> started.</w:t>
-      </w:r>
-    </w:p>
-    <w:p/>
-    <w:p>
-      <w:pPr>
-        <w:rPr>
-          <w:lang w:val="en-US"/>
-        </w:rPr>
-      </w:pPr>
-      <w:r>
-        <w:rPr>
-          <w:lang w:val="en-US"/>
-        </w:rPr>
-        <w:t xml:space="preserve">Feb 22: Evaluate our current progress on </w:t>
-      </w:r>
-      <w:r>
-        <w:rPr>
-          <w:lang w:val="en-US"/>
-        </w:rPr>
-        <w:t>the data</w:t>
-      </w:r>
-      <w:r>
-        <w:rPr>
-          <w:lang w:val="en-US"/>
-        </w:rPr>
-        <w:t xml:space="preserve"> quality analysis and any other data analysis that has been conducted</w:t>
-      </w:r>
-      <w:r>
-        <w:rPr>
-          <w:lang w:val="en-US"/>
-        </w:rPr>
-        <w:t xml:space="preserve">.  </w:t>
-      </w:r>
-      <w:r>
-        <w:rPr>
-          <w:lang w:val="en-US"/>
-        </w:rPr>
-        <w:t>Create a plan for how we want to present our progress in class</w:t>
-      </w:r>
-      <w:r>
-        <w:rPr>
-          <w:lang w:val="en-US"/>
-        </w:rPr>
-        <w:t xml:space="preserve">.  </w:t>
-      </w:r>
-      <w:r>
-        <w:rPr>
-          <w:lang w:val="en-US"/>
-        </w:rPr>
-        <w:t>PowerPoint does not need to be completed by this point</w:t>
-      </w:r>
-      <w:r>
-        <w:rPr>
-          <w:lang w:val="en-US"/>
-        </w:rPr>
-        <w:t xml:space="preserve">.  </w:t>
-      </w:r>
-    </w:p>
-    <w:p/>
-    <w:p>
-      <w:r>
-        <w:rPr>
-          <w:lang w:val="en-US"/>
-        </w:rPr>
-        <w:t>Mar 1: Give our progress presentation in class</w:t>
-      </w:r>
-      <w:r>
-        <w:rPr>
-          <w:lang w:val="en-US"/>
-        </w:rPr>
-        <w:t xml:space="preserve">.  </w:t>
-      </w:r>
-      <w:r>
-        <w:rPr>
-          <w:lang w:val="en-US"/>
-        </w:rPr>
-        <w:t xml:space="preserve">Discuss the peer feedback given and make any needed adjustments to our project plan.  </w:t>
-      </w:r>
-      <w:r>
-        <w:rPr>
-          <w:lang w:val="en-US"/>
-        </w:rPr>
-        <w:t>Discuss our progress at this point, so we are ready to submit our project progress after Spring Break.</w:t>
-      </w:r>
-      <w:r>
-        <w:rPr>
-          <w:lang w:val="en-US"/>
-        </w:rPr>
-        <w:t xml:space="preserve">  Make </w:t>
-      </w:r>
-      <w:r>
-        <w:rPr>
-          <w:lang w:val="en-US"/>
-        </w:rPr>
-        <w:t>assignments,</w:t>
-      </w:r>
-      <w:r>
-        <w:rPr>
-          <w:lang w:val="en-US"/>
-        </w:rPr>
-        <w:t xml:space="preserve"> as needed.</w:t>
+        <w:t>Feb 1: Schedule meeting with instructors to go over the proposal.  Work as a group to find the best time for this.</w:t>
+      </w:r>
+    </w:p>
+    <w:p/>
+    <w:p>
+      <w:r>
+        <w:rPr>
+          <w:lang w:val="en-US"/>
+        </w:rPr>
+        <w:t>Feb 8: Data quality analysis begins and work stored in the GitHub Repository.  Discuss as a group any issues or problems encountered with the data.</w:t>
+      </w:r>
+    </w:p>
+    <w:p/>
+    <w:p>
+      <w:r>
+        <w:rPr>
+          <w:lang w:val="en-US"/>
+        </w:rPr>
+        <w:t>Feb 15: After reviewing our initial analysis as a group, further analysis will be assigned within the group.  Powerpoint presentation started.</w:t>
+      </w:r>
+    </w:p>
+    <w:p/>
+    <w:p>
+      <w:pPr>
+        <w:rPr>
+          <w:lang w:val="en-US"/>
+        </w:rPr>
+      </w:pPr>
+      <w:r>
+        <w:rPr>
+          <w:lang w:val="en-US"/>
+        </w:rPr>
+        <w:t xml:space="preserve">Feb 22: Evaluate our current progress on the data quality analysis and any other data analysis that has been conducted.  Create a plan for how we want to present our progress in class.  PowerPoint does not need to be completed by this point.  </w:t>
+      </w:r>
+    </w:p>
+    <w:p/>
+    <w:p>
+      <w:r>
+        <w:rPr>
+          <w:lang w:val="en-US"/>
+        </w:rPr>
+        <w:t>Mar 1: Give our progress presentation in class.  Discuss the peer feedback given and make any needed adjustments to our project plan.  Discuss our progress at this point, so we are ready to submit our project progress after Spring Break.  Make assignments, as needed.</w:t>
       </w:r>
     </w:p>
     <w:p/>
@@ -2557,135 +1697,40 @@
         <w:rPr>
           <w:lang w:val="en-US"/>
         </w:rPr>
-        <w:t xml:space="preserve">Mar 15: </w:t>
-      </w:r>
-      <w:r>
-        <w:rPr>
-          <w:lang w:val="en-US"/>
-        </w:rPr>
-        <w:t>Submit</w:t>
-      </w:r>
-      <w:r>
-        <w:rPr>
-          <w:lang w:val="en-US"/>
-        </w:rPr>
-        <w:t xml:space="preserve"> project progress on GitHub</w:t>
-      </w:r>
-      <w:r>
-        <w:rPr>
-          <w:lang w:val="en-US"/>
-        </w:rPr>
-        <w:t xml:space="preserve">.  </w:t>
-      </w:r>
-      <w:r>
-        <w:rPr>
-          <w:lang w:val="en-US"/>
-        </w:rPr>
-        <w:t xml:space="preserve">Continued analysis, if needed, based on peer feedback. </w:t>
-      </w:r>
-    </w:p>
-    <w:p/>
-    <w:p>
-      <w:pPr>
-        <w:rPr>
-          <w:lang w:val="en-US"/>
-        </w:rPr>
-      </w:pPr>
-      <w:r>
-        <w:rPr>
-          <w:lang w:val="en-US"/>
-        </w:rPr>
-        <w:t xml:space="preserve">Mar 23: Evaluate our current progress on </w:t>
-      </w:r>
-      <w:r>
-        <w:rPr>
-          <w:lang w:val="en-US"/>
-        </w:rPr>
-        <w:t>the data</w:t>
-      </w:r>
-      <w:r>
-        <w:rPr>
-          <w:lang w:val="en-US"/>
-        </w:rPr>
-        <w:t xml:space="preserve"> quality analysis and any other data analysis that has been conducted</w:t>
-      </w:r>
-      <w:r>
-        <w:rPr>
-          <w:lang w:val="en-US"/>
-        </w:rPr>
-        <w:t xml:space="preserve">.  </w:t>
-      </w:r>
-      <w:r>
-        <w:rPr>
-          <w:lang w:val="en-US"/>
-        </w:rPr>
-        <w:t>Create a plan for how we want to present our progress in class</w:t>
-      </w:r>
-      <w:r>
-        <w:rPr>
-          <w:lang w:val="en-US"/>
-        </w:rPr>
-        <w:t xml:space="preserve">.  </w:t>
-      </w:r>
-    </w:p>
-    <w:p/>
-    <w:p>
-      <w:r>
-        <w:rPr>
-          <w:lang w:val="en-US"/>
-        </w:rPr>
-        <w:t>Mar 30: Give our 2nd progress presentation in class</w:t>
-      </w:r>
-      <w:r>
-        <w:rPr>
-          <w:lang w:val="en-US"/>
-        </w:rPr>
-        <w:t xml:space="preserve">.  </w:t>
-      </w:r>
-      <w:r>
-        <w:rPr>
-          <w:lang w:val="en-US"/>
-        </w:rPr>
-        <w:t>Discuss the peer feedback given and make any needed adjustments to our project plan</w:t>
-      </w:r>
-      <w:r>
-        <w:rPr>
-          <w:lang w:val="en-US"/>
-        </w:rPr>
-        <w:t xml:space="preserve">.  </w:t>
-      </w:r>
-      <w:r>
-        <w:rPr>
-          <w:lang w:val="en-US"/>
-        </w:rPr>
-        <w:t xml:space="preserve">Make </w:t>
-      </w:r>
-      <w:r>
-        <w:rPr>
-          <w:lang w:val="en-US"/>
-        </w:rPr>
-        <w:t>assignments,</w:t>
-      </w:r>
-      <w:r>
-        <w:rPr>
-          <w:lang w:val="en-US"/>
-        </w:rPr>
-        <w:t xml:space="preserve"> as needed.</w:t>
-      </w:r>
-    </w:p>
-    <w:p/>
-    <w:p>
-      <w:r>
-        <w:rPr>
-          <w:lang w:val="en-US"/>
-        </w:rPr>
-        <w:t>April 6: Compile all content and get it ready for the final presentation.</w:t>
-      </w:r>
-      <w:r>
-        <w:rPr>
-          <w:lang w:val="en-US"/>
-        </w:rPr>
-        <w:t xml:space="preserve">  The PowerPoint presentation should be near the final draft by the end of this week.</w:t>
+        <w:lastRenderedPageBreak/>
+        <w:t xml:space="preserve">Mar 15: Submit project progress on GitHub.  Continued analysis, if needed, based on peer feedback. </w:t>
+      </w:r>
+    </w:p>
+    <w:p/>
+    <w:p>
+      <w:pPr>
+        <w:rPr>
+          <w:lang w:val="en-US"/>
+        </w:rPr>
+      </w:pPr>
+      <w:r>
+        <w:rPr>
+          <w:lang w:val="en-US"/>
+        </w:rPr>
+        <w:t xml:space="preserve">Mar 23: Evaluate our current progress on the data quality analysis and any other data analysis that has been conducted.  Create a plan for how we want to present our progress in class.  </w:t>
+      </w:r>
+    </w:p>
+    <w:p/>
+    <w:p>
+      <w:r>
+        <w:rPr>
+          <w:lang w:val="en-US"/>
+        </w:rPr>
+        <w:t>Mar 30: Give our 2nd progress presentation in class.  Discuss the peer feedback given and make any needed adjustments to our project plan.  Make assignments, as needed.</w:t>
+      </w:r>
+    </w:p>
+    <w:p/>
+    <w:p>
+      <w:r>
+        <w:rPr>
+          <w:lang w:val="en-US"/>
+        </w:rPr>
+        <w:t>April 6: Compile all content and get it ready for the final presentation.  The PowerPoint presentation should be near the final draft by the end of this week.</w:t>
       </w:r>
     </w:p>
     <w:p/>
@@ -2700,81 +1745,33 @@
         <w:rPr>
           <w:lang w:val="en-US"/>
         </w:rPr>
-        <w:t xml:space="preserve">Prior to April 21: Any last adjustments should be made and the final project </w:t>
-      </w:r>
-      <w:r>
-        <w:rPr>
-          <w:lang w:val="en-US"/>
-        </w:rPr>
-        <w:t>uploaded</w:t>
-      </w:r>
-      <w:r>
-        <w:rPr>
-          <w:lang w:val="en-US"/>
-        </w:rPr>
-        <w:t>.</w:t>
-      </w:r>
-    </w:p>
-    <w:p/>
-    <w:p/>
-    <w:p>
-      <w:r>
-        <w:rPr>
-          <w:lang w:val="en-US"/>
-        </w:rPr>
-        <w:t xml:space="preserve">This proposal is the first part of your process book. As a ballpark number: your proposal should </w:t>
-      </w:r>
-      <w:r>
-        <w:rPr>
-          <w:lang w:val="en-US"/>
-        </w:rPr>
-        <w:t>contain</w:t>
-      </w:r>
-      <w:r>
-        <w:rPr>
-          <w:lang w:val="en-US"/>
-        </w:rPr>
-        <w:t xml:space="preserve"> about 3-4 pages of text.</w:t>
-      </w:r>
-    </w:p>
-    <w:p>
-      <w:r>
-        <w:rPr>
-          <w:lang w:val="en-US"/>
-        </w:rPr>
-        <w:t xml:space="preserve">You will schedule a project review meeting with a staff member during regular lecture times of the week marked in the schedule. Make sure </w:t>
-      </w:r>
-      <w:r>
-        <w:rPr>
-          <w:lang w:val="en-US"/>
-        </w:rPr>
-        <w:t>all of</w:t>
-      </w:r>
-      <w:r>
-        <w:rPr>
-          <w:lang w:val="en-US"/>
-        </w:rPr>
-        <w:t xml:space="preserve"> your team members are present at the meeting.</w:t>
-      </w:r>
-    </w:p>
-    <w:p>
-      <w:r>
-        <w:rPr>
-          <w:lang w:val="en-US"/>
-        </w:rPr>
-        <w:t xml:space="preserve">The proposal will be </w:t>
-      </w:r>
-      <w:r>
-        <w:rPr>
-          <w:lang w:val="en-US"/>
-        </w:rPr>
-        <w:t>submitted</w:t>
-      </w:r>
-      <w:r>
-        <w:rPr>
-          <w:lang w:val="en-US"/>
-        </w:rPr>
-        <w:t xml:space="preserve"> by uploading it to your team’s GitHub repository.</w:t>
+        <w:t>Prior to April 21: Any last adjustments should be made and the final project uploaded.</w:t>
+      </w:r>
+    </w:p>
+    <w:p/>
+    <w:p/>
+    <w:p>
+      <w:r>
+        <w:rPr>
+          <w:lang w:val="en-US"/>
+        </w:rPr>
+        <w:t>This proposal is the first part of your process book. As a ballpark number: your proposal should contain about 3-4 pages of text.</w:t>
+      </w:r>
+    </w:p>
+    <w:p>
+      <w:r>
+        <w:rPr>
+          <w:lang w:val="en-US"/>
+        </w:rPr>
+        <w:t>You will schedule a project review meeting with a staff member during regular lecture times of the week marked in the schedule. Make sure all of your team members are present at the meeting.</w:t>
+      </w:r>
+    </w:p>
+    <w:p>
+      <w:r>
+        <w:rPr>
+          <w:lang w:val="en-US"/>
+        </w:rPr>
+        <w:t>The proposal will be submitted by uploading it to your team’s GitHub repository.</w:t>
       </w:r>
     </w:p>
     <w:p/>
@@ -2798,7 +1795,7 @@
       <w:r>
         <w:t xml:space="preserve">1. </w:t>
       </w:r>
-      <w:hyperlink r:id="rId21">
+      <w:hyperlink r:id="rId31">
         <w:r>
           <w:rPr>
             <w:color w:val="1155CC"/>
@@ -2807,7 +1804,7 @@
           <w:t>Evolving Epidemiology of Increasing Trauma Deaths in the United States (2000-2020)</w:t>
         </w:r>
       </w:hyperlink>
-      <w:hyperlink r:id="rId22">
+      <w:hyperlink r:id="rId32">
         <w:r>
           <w:rPr>
             <w:color w:val="0000EE"/>
@@ -2821,7 +1818,7 @@
       <w:r>
         <w:t xml:space="preserve">2. </w:t>
       </w:r>
-      <w:hyperlink r:id="rId23">
+      <w:hyperlink r:id="rId33">
         <w:r>
           <w:rPr>
             <w:color w:val="1155CC"/>
@@ -2835,7 +1832,7 @@
       <w:r>
         <w:t xml:space="preserve">3. </w:t>
       </w:r>
-      <w:hyperlink r:id="rId24">
+      <w:hyperlink r:id="rId34">
         <w:r>
           <w:rPr>
             <w:color w:val="1155CC"/>
@@ -2846,7 +1843,7 @@
       </w:hyperlink>
     </w:p>
     <w:sectPr>
-      <w:pgSz w:w="12240" w:h="15840" w:orient="portrait"/>
+      <w:pgSz w:w="12240" w:h="15840"/>
       <w:pgMar w:top="1440" w:right="720" w:bottom="1440" w:left="720" w:header="720" w:footer="720" w:gutter="0"/>
       <w:pgNumType w:start="1"/>
       <w:cols w:space="720"/>
@@ -3329,7 +2326,7 @@
   <w:docDefaults>
     <w:rPrDefault>
       <w:rPr>
-        <w:rFonts w:ascii="Arial" w:hAnsi="Arial" w:eastAsia="Arial" w:cs="Arial"/>
+        <w:rFonts w:ascii="Arial" w:eastAsia="Arial" w:hAnsi="Arial" w:cs="Arial"/>
         <w:sz w:val="22"/>
         <w:szCs w:val="22"/>
         <w:lang w:val="en" w:eastAsia="ja-JP" w:bidi="ar-SA"/>
@@ -3344,14 +2341,14 @@
   <w:latentStyles w:defLockedState="0" w:defUIPriority="99" w:defSemiHidden="0" w:defUnhideWhenUsed="0" w:defQFormat="0" w:count="376">
     <w:lsdException w:name="Normal" w:uiPriority="0" w:qFormat="1"/>
     <w:lsdException w:name="heading 1" w:uiPriority="9" w:qFormat="1"/>
-    <w:lsdException w:name="heading 2" w:uiPriority="9" w:semiHidden="1" w:unhideWhenUsed="1" w:qFormat="1"/>
-    <w:lsdException w:name="heading 3" w:uiPriority="9" w:semiHidden="1" w:unhideWhenUsed="1" w:qFormat="1"/>
-    <w:lsdException w:name="heading 4" w:uiPriority="9" w:semiHidden="1" w:unhideWhenUsed="1" w:qFormat="1"/>
-    <w:lsdException w:name="heading 5" w:uiPriority="9" w:semiHidden="1" w:unhideWhenUsed="1" w:qFormat="1"/>
-    <w:lsdException w:name="heading 6" w:uiPriority="9" w:semiHidden="1" w:unhideWhenUsed="1" w:qFormat="1"/>
-    <w:lsdException w:name="heading 7" w:uiPriority="9" w:semiHidden="1" w:unhideWhenUsed="1" w:qFormat="1"/>
-    <w:lsdException w:name="heading 8" w:uiPriority="9" w:semiHidden="1" w:unhideWhenUsed="1" w:qFormat="1"/>
-    <w:lsdException w:name="heading 9" w:uiPriority="9" w:semiHidden="1" w:unhideWhenUsed="1" w:qFormat="1"/>
+    <w:lsdException w:name="heading 2" w:semiHidden="1" w:uiPriority="9" w:unhideWhenUsed="1" w:qFormat="1"/>
+    <w:lsdException w:name="heading 3" w:semiHidden="1" w:uiPriority="9" w:unhideWhenUsed="1" w:qFormat="1"/>
+    <w:lsdException w:name="heading 4" w:semiHidden="1" w:uiPriority="9" w:unhideWhenUsed="1" w:qFormat="1"/>
+    <w:lsdException w:name="heading 5" w:semiHidden="1" w:uiPriority="9" w:unhideWhenUsed="1" w:qFormat="1"/>
+    <w:lsdException w:name="heading 6" w:semiHidden="1" w:uiPriority="9" w:unhideWhenUsed="1" w:qFormat="1"/>
+    <w:lsdException w:name="heading 7" w:semiHidden="1" w:uiPriority="9" w:unhideWhenUsed="1" w:qFormat="1"/>
+    <w:lsdException w:name="heading 8" w:semiHidden="1" w:uiPriority="9" w:unhideWhenUsed="1" w:qFormat="1"/>
+    <w:lsdException w:name="heading 9" w:semiHidden="1" w:uiPriority="9" w:unhideWhenUsed="1" w:qFormat="1"/>
     <w:lsdException w:name="index 1" w:semiHidden="1" w:unhideWhenUsed="1"/>
     <w:lsdException w:name="index 2" w:semiHidden="1" w:unhideWhenUsed="1"/>
     <w:lsdException w:name="index 3" w:semiHidden="1" w:unhideWhenUsed="1"/>
@@ -3361,22 +2358,22 @@
     <w:lsdException w:name="index 7" w:semiHidden="1" w:unhideWhenUsed="1"/>
     <w:lsdException w:name="index 8" w:semiHidden="1" w:unhideWhenUsed="1"/>
     <w:lsdException w:name="index 9" w:semiHidden="1" w:unhideWhenUsed="1"/>
-    <w:lsdException w:name="toc 1" w:uiPriority="39" w:semiHidden="1" w:unhideWhenUsed="1"/>
-    <w:lsdException w:name="toc 2" w:uiPriority="39" w:semiHidden="1" w:unhideWhenUsed="1"/>
-    <w:lsdException w:name="toc 3" w:uiPriority="39" w:semiHidden="1" w:unhideWhenUsed="1"/>
-    <w:lsdException w:name="toc 4" w:uiPriority="39" w:semiHidden="1" w:unhideWhenUsed="1"/>
-    <w:lsdException w:name="toc 5" w:uiPriority="39" w:semiHidden="1" w:unhideWhenUsed="1"/>
-    <w:lsdException w:name="toc 6" w:uiPriority="39" w:semiHidden="1" w:unhideWhenUsed="1"/>
-    <w:lsdException w:name="toc 7" w:uiPriority="39" w:semiHidden="1" w:unhideWhenUsed="1"/>
-    <w:lsdException w:name="toc 8" w:uiPriority="39" w:semiHidden="1" w:unhideWhenUsed="1"/>
-    <w:lsdException w:name="toc 9" w:uiPriority="39" w:semiHidden="1" w:unhideWhenUsed="1"/>
+    <w:lsdException w:name="toc 1" w:semiHidden="1" w:uiPriority="39" w:unhideWhenUsed="1"/>
+    <w:lsdException w:name="toc 2" w:semiHidden="1" w:uiPriority="39" w:unhideWhenUsed="1"/>
+    <w:lsdException w:name="toc 3" w:semiHidden="1" w:uiPriority="39" w:unhideWhenUsed="1"/>
+    <w:lsdException w:name="toc 4" w:semiHidden="1" w:uiPriority="39" w:unhideWhenUsed="1"/>
+    <w:lsdException w:name="toc 5" w:semiHidden="1" w:uiPriority="39" w:unhideWhenUsed="1"/>
+    <w:lsdException w:name="toc 6" w:semiHidden="1" w:uiPriority="39" w:unhideWhenUsed="1"/>
+    <w:lsdException w:name="toc 7" w:semiHidden="1" w:uiPriority="39" w:unhideWhenUsed="1"/>
+    <w:lsdException w:name="toc 8" w:semiHidden="1" w:uiPriority="39" w:unhideWhenUsed="1"/>
+    <w:lsdException w:name="toc 9" w:semiHidden="1" w:uiPriority="39" w:unhideWhenUsed="1"/>
     <w:lsdException w:name="Normal Indent" w:semiHidden="1" w:unhideWhenUsed="1"/>
     <w:lsdException w:name="footnote text" w:semiHidden="1" w:unhideWhenUsed="1"/>
     <w:lsdException w:name="annotation text" w:semiHidden="1" w:unhideWhenUsed="1"/>
     <w:lsdException w:name="header" w:semiHidden="1" w:unhideWhenUsed="1"/>
     <w:lsdException w:name="footer" w:semiHidden="1" w:unhideWhenUsed="1"/>
     <w:lsdException w:name="index heading" w:semiHidden="1" w:unhideWhenUsed="1"/>
-    <w:lsdException w:name="caption" w:uiPriority="35" w:semiHidden="1" w:unhideWhenUsed="1" w:qFormat="1"/>
+    <w:lsdException w:name="caption" w:semiHidden="1" w:uiPriority="35" w:unhideWhenUsed="1" w:qFormat="1"/>
     <w:lsdException w:name="table of figures" w:semiHidden="1" w:unhideWhenUsed="1"/>
     <w:lsdException w:name="envelope address" w:semiHidden="1" w:unhideWhenUsed="1"/>
     <w:lsdException w:name="envelope return" w:semiHidden="1" w:unhideWhenUsed="1"/>
@@ -3407,7 +2404,7 @@
     <w:lsdException w:name="Title" w:uiPriority="10" w:qFormat="1"/>
     <w:lsdException w:name="Closing" w:semiHidden="1" w:unhideWhenUsed="1"/>
     <w:lsdException w:name="Signature" w:semiHidden="1" w:unhideWhenUsed="1"/>
-    <w:lsdException w:name="Default Paragraph Font" w:uiPriority="1" w:semiHidden="1" w:unhideWhenUsed="1"/>
+    <w:lsdException w:name="Default Paragraph Font" w:semiHidden="1" w:uiPriority="1" w:unhideWhenUsed="1"/>
     <w:lsdException w:name="Body Text" w:semiHidden="1" w:unhideWhenUsed="1"/>
     <w:lsdException w:name="Body Text Indent" w:semiHidden="1" w:unhideWhenUsed="1"/>
     <w:lsdException w:name="List Continue" w:semiHidden="1" w:unhideWhenUsed="1"/>
@@ -3607,8 +2604,8 @@
     <w:lsdException w:name="Subtle Reference" w:uiPriority="31" w:qFormat="1"/>
     <w:lsdException w:name="Intense Reference" w:uiPriority="32" w:qFormat="1"/>
     <w:lsdException w:name="Book Title" w:uiPriority="33" w:qFormat="1"/>
-    <w:lsdException w:name="Bibliography" w:uiPriority="37" w:semiHidden="1" w:unhideWhenUsed="1"/>
-    <w:lsdException w:name="TOC Heading" w:uiPriority="39" w:semiHidden="1" w:unhideWhenUsed="1" w:qFormat="1"/>
+    <w:lsdException w:name="Bibliography" w:semiHidden="1" w:uiPriority="37" w:unhideWhenUsed="1"/>
+    <w:lsdException w:name="TOC Heading" w:semiHidden="1" w:uiPriority="39" w:unhideWhenUsed="1" w:qFormat="1"/>
     <w:lsdException w:name="Plain Table 1" w:uiPriority="41"/>
     <w:lsdException w:name="Plain Table 2" w:uiPriority="42"/>
     <w:lsdException w:name="Plain Table 3" w:uiPriority="43"/>
@@ -3719,7 +2716,7 @@
     <w:lsdException w:name="Unresolved Mention" w:semiHidden="1" w:unhideWhenUsed="1"/>
     <w:lsdException w:name="Smart Link" w:semiHidden="1" w:unhideWhenUsed="1"/>
   </w:latentStyles>
-  <w:style w:type="paragraph" w:styleId="Normal" w:default="1">
+  <w:style w:type="paragraph" w:default="1" w:styleId="Normal">
     <w:name w:val="Normal"/>
     <w:qFormat/>
   </w:style>
@@ -3837,13 +2834,13 @@
       <w:color w:val="666666"/>
     </w:rPr>
   </w:style>
-  <w:style w:type="character" w:styleId="DefaultParagraphFont" w:default="1">
+  <w:style w:type="character" w:default="1" w:styleId="DefaultParagraphFont">
     <w:name w:val="Default Paragraph Font"/>
     <w:uiPriority w:val="1"/>
     <w:semiHidden/>
     <w:unhideWhenUsed/>
   </w:style>
-  <w:style w:type="table" w:styleId="TableNormal" w:default="1">
+  <w:style w:type="table" w:default="1" w:styleId="TableNormal">
     <w:name w:val="Normal Table"/>
     <w:uiPriority w:val="99"/>
     <w:semiHidden/>
@@ -3858,13 +2855,13 @@
       </w:tblCellMar>
     </w:tblPr>
   </w:style>
-  <w:style w:type="numbering" w:styleId="NoList" w:default="1">
+  <w:style w:type="numbering" w:default="1" w:styleId="NoList">
     <w:name w:val="No List"/>
     <w:uiPriority w:val="99"/>
     <w:semiHidden/>
     <w:unhideWhenUsed/>
   </w:style>
-  <w:style w:type="table" w:styleId="TableNormal0" w:customStyle="1">
+  <w:style w:type="table" w:customStyle="1" w:styleId="TableNormal0">
     <w:name w:val="TableNormal"/>
     <w:tblPr>
       <w:tblCellMar>
